--- a/best students upto annual 2082 Format.docx
+++ b/best students upto annual 2082 Format.docx
@@ -38,25 +38,7 @@
           <w:sz w:val="24"/>
           <w:szCs w:val="22"/>
         </w:rPr>
-        <w:t xml:space="preserve">Ratnanagar-07, </w:t>
-      </w:r>
-      <w:proofErr w:type="spellStart"/>
-      <w:r>
-        <w:rPr>
-          <w:rFonts w:ascii="Times New Roman" w:hAnsi="Times New Roman" w:cs="Times New Roman"/>
-          <w:sz w:val="24"/>
-          <w:szCs w:val="22"/>
-        </w:rPr>
-        <w:t>Sauraha</w:t>
-      </w:r>
-      <w:proofErr w:type="spellEnd"/>
-      <w:r>
-        <w:rPr>
-          <w:rFonts w:ascii="Times New Roman" w:hAnsi="Times New Roman" w:cs="Times New Roman"/>
-          <w:sz w:val="24"/>
-          <w:szCs w:val="22"/>
-        </w:rPr>
-        <w:t>, Chitwan</w:t>
+        <w:t>Ratnanagar-07, Sauraha, Chitwan</w:t>
       </w:r>
     </w:p>
     <w:p>
@@ -120,7 +102,7 @@
         </w:trPr>
         <w:tc>
           <w:tcPr>
-            <w:tcW w:w="1224" w:type="dxa"/>
+            <w:tcW w:w="1216" w:type="dxa"/>
           </w:tcPr>
           <w:bookmarkEnd w:id="0"/>
           <w:p>
@@ -312,7 +294,7 @@
         </w:tc>
         <w:tc>
           <w:tcPr>
-            <w:tcW w:w="1729" w:type="dxa"/>
+            <w:tcW w:w="1719" w:type="dxa"/>
             <w:tcBorders>
               <w:bottom w:val="single" w:sz="4" w:space="0" w:color="auto"/>
             </w:tcBorders>
@@ -342,7 +324,7 @@
         </w:tc>
         <w:tc>
           <w:tcPr>
-            <w:tcW w:w="1971" w:type="dxa"/>
+            <w:tcW w:w="2039" w:type="dxa"/>
             <w:tcBorders>
               <w:bottom w:val="single" w:sz="4" w:space="0" w:color="auto"/>
             </w:tcBorders>
@@ -371,7 +353,7 @@
         </w:tc>
         <w:tc>
           <w:tcPr>
-            <w:tcW w:w="2351" w:type="dxa"/>
+            <w:tcW w:w="2341" w:type="dxa"/>
             <w:tcBorders>
               <w:bottom w:val="single" w:sz="4" w:space="0" w:color="auto"/>
             </w:tcBorders>
@@ -401,7 +383,7 @@
         </w:tc>
         <w:tc>
           <w:tcPr>
-            <w:tcW w:w="2043" w:type="dxa"/>
+            <w:tcW w:w="2035" w:type="dxa"/>
             <w:shd w:val="clear" w:color="auto" w:fill="BDD6EE" w:themeFill="accent5" w:themeFillTint="66"/>
           </w:tcPr>
           <w:p>
@@ -437,7 +419,7 @@
         </w:tc>
         <w:tc>
           <w:tcPr>
-            <w:tcW w:w="1939" w:type="dxa"/>
+            <w:tcW w:w="1929" w:type="dxa"/>
             <w:shd w:val="clear" w:color="auto" w:fill="BFBFBF" w:themeFill="background1" w:themeFillShade="BF"/>
           </w:tcPr>
           <w:p>
@@ -464,7 +446,7 @@
         </w:tc>
         <w:tc>
           <w:tcPr>
-            <w:tcW w:w="1968" w:type="dxa"/>
+            <w:tcW w:w="1955" w:type="dxa"/>
             <w:shd w:val="clear" w:color="auto" w:fill="F7CAAC" w:themeFill="accent2" w:themeFillTint="66"/>
           </w:tcPr>
           <w:p>
@@ -490,7 +472,7 @@
         </w:tc>
         <w:tc>
           <w:tcPr>
-            <w:tcW w:w="2163" w:type="dxa"/>
+            <w:tcW w:w="2154" w:type="dxa"/>
             <w:shd w:val="clear" w:color="auto" w:fill="A8D08D" w:themeFill="accent6" w:themeFillTint="99"/>
           </w:tcPr>
           <w:p>
@@ -521,7 +503,7 @@
         </w:trPr>
         <w:tc>
           <w:tcPr>
-            <w:tcW w:w="1224" w:type="dxa"/>
+            <w:tcW w:w="1216" w:type="dxa"/>
             <w:tcBorders>
               <w:right w:val="single" w:sz="4" w:space="0" w:color="auto"/>
             </w:tcBorders>
@@ -550,7 +532,7 @@
         </w:tc>
         <w:tc>
           <w:tcPr>
-            <w:tcW w:w="1729" w:type="dxa"/>
+            <w:tcW w:w="1719" w:type="dxa"/>
             <w:tcBorders>
               <w:top w:val="single" w:sz="4" w:space="0" w:color="auto"/>
               <w:left w:val="single" w:sz="4" w:space="0" w:color="auto"/>
@@ -568,31 +550,20 @@
                 <w:sz w:val="20"/>
               </w:rPr>
             </w:pPr>
-            <w:proofErr w:type="spellStart"/>
-            <w:r>
-              <w:rPr>
-                <w:rFonts w:ascii="Times New Roman" w:hAnsi="Times New Roman" w:cs="Times New Roman"/>
-                <w:b/>
-                <w:bCs/>
-                <w:sz w:val="20"/>
-              </w:rPr>
-              <w:t>Yubika</w:t>
-            </w:r>
-            <w:proofErr w:type="spellEnd"/>
-            <w:r>
-              <w:rPr>
-                <w:rFonts w:ascii="Times New Roman" w:hAnsi="Times New Roman" w:cs="Times New Roman"/>
-                <w:b/>
-                <w:bCs/>
-                <w:sz w:val="20"/>
-              </w:rPr>
-              <w:t xml:space="preserve"> Gurung</w:t>
-            </w:r>
-          </w:p>
-        </w:tc>
-        <w:tc>
-          <w:tcPr>
-            <w:tcW w:w="1971" w:type="dxa"/>
+            <w:r>
+              <w:rPr>
+                <w:rFonts w:ascii="Times New Roman" w:hAnsi="Times New Roman" w:cs="Times New Roman"/>
+                <w:b/>
+                <w:bCs/>
+                <w:sz w:val="20"/>
+              </w:rPr>
+              <w:t>Yubika Gurung</w:t>
+            </w:r>
+          </w:p>
+        </w:tc>
+        <w:tc>
+          <w:tcPr>
+            <w:tcW w:w="2039" w:type="dxa"/>
             <w:tcBorders>
               <w:top w:val="single" w:sz="4" w:space="0" w:color="auto"/>
               <w:left w:val="single" w:sz="4" w:space="0" w:color="auto"/>
@@ -623,7 +594,7 @@
         </w:tc>
         <w:tc>
           <w:tcPr>
-            <w:tcW w:w="2351" w:type="dxa"/>
+            <w:tcW w:w="2341" w:type="dxa"/>
             <w:tcBorders>
               <w:top w:val="single" w:sz="4" w:space="0" w:color="auto"/>
               <w:left w:val="single" w:sz="4" w:space="0" w:color="auto"/>
@@ -654,7 +625,7 @@
         </w:tc>
         <w:tc>
           <w:tcPr>
-            <w:tcW w:w="2043" w:type="dxa"/>
+            <w:tcW w:w="2035" w:type="dxa"/>
             <w:tcBorders>
               <w:left w:val="single" w:sz="4" w:space="0" w:color="auto"/>
             </w:tcBorders>
@@ -669,31 +640,20 @@
                 <w:sz w:val="20"/>
               </w:rPr>
             </w:pPr>
-            <w:proofErr w:type="spellStart"/>
-            <w:r>
-              <w:rPr>
-                <w:rFonts w:ascii="Times New Roman" w:hAnsi="Times New Roman" w:cs="Times New Roman"/>
-                <w:b/>
-                <w:bCs/>
-                <w:sz w:val="20"/>
-              </w:rPr>
-              <w:t>Jasbika</w:t>
-            </w:r>
-            <w:proofErr w:type="spellEnd"/>
-            <w:r>
-              <w:rPr>
-                <w:rFonts w:ascii="Times New Roman" w:hAnsi="Times New Roman" w:cs="Times New Roman"/>
-                <w:b/>
-                <w:bCs/>
-                <w:sz w:val="20"/>
-              </w:rPr>
-              <w:t xml:space="preserve"> Sai</w:t>
-            </w:r>
-          </w:p>
-        </w:tc>
-        <w:tc>
-          <w:tcPr>
-            <w:tcW w:w="1939" w:type="dxa"/>
+            <w:r>
+              <w:rPr>
+                <w:rFonts w:ascii="Times New Roman" w:hAnsi="Times New Roman" w:cs="Times New Roman"/>
+                <w:b/>
+                <w:bCs/>
+                <w:sz w:val="20"/>
+              </w:rPr>
+              <w:t>Jasbika Sai</w:t>
+            </w:r>
+          </w:p>
+        </w:tc>
+        <w:tc>
+          <w:tcPr>
+            <w:tcW w:w="1929" w:type="dxa"/>
             <w:shd w:val="clear" w:color="auto" w:fill="BFBFBF" w:themeFill="background1" w:themeFillShade="BF"/>
           </w:tcPr>
           <w:p>
@@ -748,42 +708,22 @@
                 <w:bCs/>
                 <w:sz w:val="20"/>
               </w:rPr>
-              <w:t>(100</w:t>
-            </w:r>
-            <w:proofErr w:type="gramStart"/>
-            <w:r>
-              <w:rPr>
-                <w:rFonts w:ascii="Times New Roman" w:hAnsi="Times New Roman" w:cs="Times New Roman"/>
-                <w:b/>
-                <w:bCs/>
-                <w:sz w:val="20"/>
-              </w:rPr>
-              <w:t>%)</w:t>
-            </w:r>
-            <w:r>
-              <w:rPr>
-                <w:rFonts w:ascii="Times New Roman" w:hAnsi="Times New Roman" w:cs="Times New Roman"/>
-                <w:b/>
-                <w:bCs/>
-                <w:sz w:val="20"/>
-              </w:rPr>
-              <w:t>(</w:t>
-            </w:r>
-            <w:proofErr w:type="gramEnd"/>
-            <w:r>
-              <w:rPr>
-                <w:rFonts w:ascii="Times New Roman" w:hAnsi="Times New Roman" w:cs="Times New Roman"/>
-                <w:b/>
-                <w:bCs/>
-                <w:sz w:val="20"/>
-              </w:rPr>
-              <w:t>4 GPA)</w:t>
-            </w:r>
-          </w:p>
-        </w:tc>
-        <w:tc>
-          <w:tcPr>
-            <w:tcW w:w="1968" w:type="dxa"/>
+              <w:t>(100%)</w:t>
+            </w:r>
+            <w:r>
+              <w:rPr>
+                <w:rFonts w:ascii="Times New Roman" w:hAnsi="Times New Roman" w:cs="Times New Roman"/>
+                <w:b/>
+                <w:bCs/>
+                <w:sz w:val="20"/>
+              </w:rPr>
+              <w:t>(4 GPA)</w:t>
+            </w:r>
+          </w:p>
+        </w:tc>
+        <w:tc>
+          <w:tcPr>
+            <w:tcW w:w="1955" w:type="dxa"/>
             <w:shd w:val="clear" w:color="auto" w:fill="F7CAAC" w:themeFill="accent2" w:themeFillTint="66"/>
           </w:tcPr>
           <w:p>
@@ -820,42 +760,22 @@
                 <w:bCs/>
                 <w:sz w:val="20"/>
               </w:rPr>
-              <w:t>(100</w:t>
-            </w:r>
-            <w:proofErr w:type="gramStart"/>
-            <w:r>
-              <w:rPr>
-                <w:rFonts w:ascii="Times New Roman" w:hAnsi="Times New Roman" w:cs="Times New Roman"/>
-                <w:b/>
-                <w:bCs/>
-                <w:sz w:val="20"/>
-              </w:rPr>
-              <w:t>%)</w:t>
-            </w:r>
-            <w:r>
-              <w:rPr>
-                <w:rFonts w:ascii="Times New Roman" w:hAnsi="Times New Roman" w:cs="Times New Roman"/>
-                <w:b/>
-                <w:bCs/>
-                <w:sz w:val="20"/>
-              </w:rPr>
-              <w:t>(</w:t>
-            </w:r>
-            <w:proofErr w:type="gramEnd"/>
-            <w:r>
-              <w:rPr>
-                <w:rFonts w:ascii="Times New Roman" w:hAnsi="Times New Roman" w:cs="Times New Roman"/>
-                <w:b/>
-                <w:bCs/>
-                <w:sz w:val="20"/>
-              </w:rPr>
-              <w:t>4 GPA)</w:t>
-            </w:r>
-          </w:p>
-        </w:tc>
-        <w:tc>
-          <w:tcPr>
-            <w:tcW w:w="2163" w:type="dxa"/>
+              <w:t>(100%)</w:t>
+            </w:r>
+            <w:r>
+              <w:rPr>
+                <w:rFonts w:ascii="Times New Roman" w:hAnsi="Times New Roman" w:cs="Times New Roman"/>
+                <w:b/>
+                <w:bCs/>
+                <w:sz w:val="20"/>
+              </w:rPr>
+              <w:t>(4 GPA)</w:t>
+            </w:r>
+          </w:p>
+        </w:tc>
+        <w:tc>
+          <w:tcPr>
+            <w:tcW w:w="2154" w:type="dxa"/>
             <w:shd w:val="clear" w:color="auto" w:fill="A8D08D" w:themeFill="accent6" w:themeFillTint="99"/>
           </w:tcPr>
           <w:p>
@@ -867,25 +787,14 @@
                 <w:sz w:val="20"/>
               </w:rPr>
             </w:pPr>
-            <w:proofErr w:type="spellStart"/>
-            <w:r>
-              <w:rPr>
-                <w:rFonts w:ascii="Times New Roman" w:hAnsi="Times New Roman" w:cs="Times New Roman"/>
-                <w:b/>
-                <w:bCs/>
-                <w:sz w:val="20"/>
-              </w:rPr>
-              <w:t>Sayuna</w:t>
-            </w:r>
-            <w:proofErr w:type="spellEnd"/>
-            <w:r>
-              <w:rPr>
-                <w:rFonts w:ascii="Times New Roman" w:hAnsi="Times New Roman" w:cs="Times New Roman"/>
-                <w:b/>
-                <w:bCs/>
-                <w:sz w:val="20"/>
-              </w:rPr>
-              <w:t xml:space="preserve"> Chettri</w:t>
+            <w:r>
+              <w:rPr>
+                <w:rFonts w:ascii="Times New Roman" w:hAnsi="Times New Roman" w:cs="Times New Roman"/>
+                <w:b/>
+                <w:bCs/>
+                <w:sz w:val="20"/>
+              </w:rPr>
+              <w:t>Sayuna Chettri</w:t>
             </w:r>
             <w:r>
               <w:rPr>
@@ -903,36 +812,16 @@
                 <w:bCs/>
                 <w:sz w:val="20"/>
               </w:rPr>
-              <w:t>(100</w:t>
-            </w:r>
-            <w:proofErr w:type="gramStart"/>
-            <w:r>
-              <w:rPr>
-                <w:rFonts w:ascii="Times New Roman" w:hAnsi="Times New Roman" w:cs="Times New Roman"/>
-                <w:b/>
-                <w:bCs/>
-                <w:sz w:val="20"/>
-              </w:rPr>
-              <w:t>%)</w:t>
-            </w:r>
-            <w:r>
-              <w:rPr>
-                <w:rFonts w:ascii="Times New Roman" w:hAnsi="Times New Roman" w:cs="Times New Roman"/>
-                <w:b/>
-                <w:bCs/>
-                <w:sz w:val="20"/>
-              </w:rPr>
-              <w:t>(</w:t>
-            </w:r>
-            <w:proofErr w:type="gramEnd"/>
-            <w:r>
-              <w:rPr>
-                <w:rFonts w:ascii="Times New Roman" w:hAnsi="Times New Roman" w:cs="Times New Roman"/>
-                <w:b/>
-                <w:bCs/>
-                <w:sz w:val="20"/>
-              </w:rPr>
-              <w:t>4 GPA)</w:t>
+              <w:t>(100%)</w:t>
+            </w:r>
+            <w:r>
+              <w:rPr>
+                <w:rFonts w:ascii="Times New Roman" w:hAnsi="Times New Roman" w:cs="Times New Roman"/>
+                <w:b/>
+                <w:bCs/>
+                <w:sz w:val="20"/>
+              </w:rPr>
+              <w:t>(4 GPA)</w:t>
             </w:r>
           </w:p>
         </w:tc>
@@ -943,7 +832,7 @@
         </w:trPr>
         <w:tc>
           <w:tcPr>
-            <w:tcW w:w="1224" w:type="dxa"/>
+            <w:tcW w:w="1216" w:type="dxa"/>
             <w:tcBorders>
               <w:right w:val="single" w:sz="4" w:space="0" w:color="auto"/>
             </w:tcBorders>
@@ -972,7 +861,7 @@
         </w:tc>
         <w:tc>
           <w:tcPr>
-            <w:tcW w:w="1729" w:type="dxa"/>
+            <w:tcW w:w="1719" w:type="dxa"/>
             <w:tcBorders>
               <w:top w:val="single" w:sz="4" w:space="0" w:color="auto"/>
               <w:left w:val="single" w:sz="4" w:space="0" w:color="auto"/>
@@ -1003,7 +892,7 @@
         </w:tc>
         <w:tc>
           <w:tcPr>
-            <w:tcW w:w="1971" w:type="dxa"/>
+            <w:tcW w:w="2039" w:type="dxa"/>
             <w:tcBorders>
               <w:top w:val="single" w:sz="4" w:space="0" w:color="auto"/>
               <w:left w:val="single" w:sz="4" w:space="0" w:color="auto"/>
@@ -1034,7 +923,7 @@
         </w:tc>
         <w:tc>
           <w:tcPr>
-            <w:tcW w:w="2351" w:type="dxa"/>
+            <w:tcW w:w="2341" w:type="dxa"/>
             <w:tcBorders>
               <w:top w:val="single" w:sz="4" w:space="0" w:color="auto"/>
               <w:left w:val="single" w:sz="4" w:space="0" w:color="auto"/>
@@ -1052,31 +941,20 @@
                 <w:sz w:val="20"/>
               </w:rPr>
             </w:pPr>
-            <w:proofErr w:type="spellStart"/>
-            <w:r>
-              <w:rPr>
-                <w:rFonts w:ascii="Times New Roman" w:hAnsi="Times New Roman" w:cs="Times New Roman"/>
-                <w:b/>
-                <w:bCs/>
-                <w:sz w:val="20"/>
-              </w:rPr>
-              <w:t>Nabayug</w:t>
-            </w:r>
-            <w:proofErr w:type="spellEnd"/>
-            <w:r>
-              <w:rPr>
-                <w:rFonts w:ascii="Times New Roman" w:hAnsi="Times New Roman" w:cs="Times New Roman"/>
-                <w:b/>
-                <w:bCs/>
-                <w:sz w:val="20"/>
-              </w:rPr>
-              <w:t xml:space="preserve"> Shah</w:t>
-            </w:r>
-          </w:p>
-        </w:tc>
-        <w:tc>
-          <w:tcPr>
-            <w:tcW w:w="2043" w:type="dxa"/>
+            <w:r>
+              <w:rPr>
+                <w:rFonts w:ascii="Times New Roman" w:hAnsi="Times New Roman" w:cs="Times New Roman"/>
+                <w:b/>
+                <w:bCs/>
+                <w:sz w:val="20"/>
+              </w:rPr>
+              <w:t>Nabayug Shah</w:t>
+            </w:r>
+          </w:p>
+        </w:tc>
+        <w:tc>
+          <w:tcPr>
+            <w:tcW w:w="2035" w:type="dxa"/>
             <w:tcBorders>
               <w:left w:val="single" w:sz="4" w:space="0" w:color="auto"/>
             </w:tcBorders>
@@ -1104,7 +982,7 @@
         </w:tc>
         <w:tc>
           <w:tcPr>
-            <w:tcW w:w="1939" w:type="dxa"/>
+            <w:tcW w:w="1929" w:type="dxa"/>
             <w:shd w:val="clear" w:color="auto" w:fill="BFBFBF" w:themeFill="background1" w:themeFillShade="BF"/>
           </w:tcPr>
           <w:p>
@@ -1156,7 +1034,7 @@
         </w:tc>
         <w:tc>
           <w:tcPr>
-            <w:tcW w:w="1968" w:type="dxa"/>
+            <w:tcW w:w="1955" w:type="dxa"/>
             <w:shd w:val="clear" w:color="auto" w:fill="F7CAAC" w:themeFill="accent2" w:themeFillTint="66"/>
           </w:tcPr>
           <w:p>
@@ -1168,17 +1046,15 @@
                 <w:sz w:val="20"/>
               </w:rPr>
             </w:pPr>
-            <w:proofErr w:type="spellStart"/>
-            <w:r>
-              <w:rPr>
-                <w:rFonts w:ascii="Times New Roman" w:hAnsi="Times New Roman" w:cs="Times New Roman"/>
-                <w:b/>
-                <w:bCs/>
-                <w:sz w:val="20"/>
-              </w:rPr>
-              <w:t>Yasbin</w:t>
-            </w:r>
-            <w:proofErr w:type="spellEnd"/>
+            <w:r>
+              <w:rPr>
+                <w:rFonts w:ascii="Times New Roman" w:hAnsi="Times New Roman" w:cs="Times New Roman"/>
+                <w:b/>
+                <w:bCs/>
+                <w:sz w:val="20"/>
+              </w:rPr>
+              <w:t>Yasbin saru Magar</w:t>
+            </w:r>
             <w:r>
               <w:rPr>
                 <w:rFonts w:ascii="Times New Roman" w:hAnsi="Times New Roman" w:cs="Times New Roman"/>
@@ -1188,25 +1064,48 @@
               </w:rPr>
               <w:t xml:space="preserve"> </w:t>
             </w:r>
-            <w:proofErr w:type="spellStart"/>
-            <w:r>
-              <w:rPr>
-                <w:rFonts w:ascii="Times New Roman" w:hAnsi="Times New Roman" w:cs="Times New Roman"/>
-                <w:b/>
-                <w:bCs/>
-                <w:sz w:val="20"/>
-              </w:rPr>
-              <w:t>saru</w:t>
-            </w:r>
-            <w:proofErr w:type="spellEnd"/>
-            <w:r>
-              <w:rPr>
-                <w:rFonts w:ascii="Times New Roman" w:hAnsi="Times New Roman" w:cs="Times New Roman"/>
-                <w:b/>
-                <w:bCs/>
-                <w:sz w:val="20"/>
-              </w:rPr>
-              <w:t xml:space="preserve"> Magar</w:t>
+            <w:r>
+              <w:rPr>
+                <w:rFonts w:ascii="Times New Roman" w:hAnsi="Times New Roman" w:cs="Times New Roman"/>
+                <w:b/>
+                <w:bCs/>
+                <w:sz w:val="20"/>
+              </w:rPr>
+              <w:t>(99.91%)</w:t>
+            </w:r>
+            <w:r>
+              <w:rPr>
+                <w:rFonts w:ascii="Times New Roman" w:hAnsi="Times New Roman" w:cs="Times New Roman"/>
+                <w:b/>
+                <w:bCs/>
+                <w:sz w:val="20"/>
+              </w:rPr>
+              <w:t xml:space="preserve"> (4 GPA)</w:t>
+            </w:r>
+          </w:p>
+        </w:tc>
+        <w:tc>
+          <w:tcPr>
+            <w:tcW w:w="2154" w:type="dxa"/>
+            <w:shd w:val="clear" w:color="auto" w:fill="A8D08D" w:themeFill="accent6" w:themeFillTint="99"/>
+          </w:tcPr>
+          <w:p>
+            <w:pPr>
+              <w:rPr>
+                <w:rFonts w:ascii="Times New Roman" w:hAnsi="Times New Roman" w:cs="Times New Roman"/>
+                <w:b/>
+                <w:bCs/>
+                <w:sz w:val="20"/>
+              </w:rPr>
+            </w:pPr>
+            <w:r>
+              <w:rPr>
+                <w:rFonts w:ascii="Times New Roman" w:hAnsi="Times New Roman" w:cs="Times New Roman"/>
+                <w:b/>
+                <w:bCs/>
+                <w:sz w:val="20"/>
+              </w:rPr>
+              <w:t>Samrat Sapkota</w:t>
             </w:r>
             <w:r>
               <w:rPr>
@@ -1224,88 +1123,16 @@
                 <w:bCs/>
                 <w:sz w:val="20"/>
               </w:rPr>
-              <w:t>(99.91%)</w:t>
-            </w:r>
-            <w:r>
-              <w:rPr>
-                <w:rFonts w:ascii="Times New Roman" w:hAnsi="Times New Roman" w:cs="Times New Roman"/>
-                <w:b/>
-                <w:bCs/>
-                <w:sz w:val="20"/>
-              </w:rPr>
-              <w:t xml:space="preserve"> (4 GPA)</w:t>
-            </w:r>
-          </w:p>
-        </w:tc>
-        <w:tc>
-          <w:tcPr>
-            <w:tcW w:w="2163" w:type="dxa"/>
-            <w:shd w:val="clear" w:color="auto" w:fill="A8D08D" w:themeFill="accent6" w:themeFillTint="99"/>
-          </w:tcPr>
-          <w:p>
-            <w:pPr>
-              <w:rPr>
-                <w:rFonts w:ascii="Times New Roman" w:hAnsi="Times New Roman" w:cs="Times New Roman"/>
-                <w:b/>
-                <w:bCs/>
-                <w:sz w:val="20"/>
-              </w:rPr>
-            </w:pPr>
-            <w:r>
-              <w:rPr>
-                <w:rFonts w:ascii="Times New Roman" w:hAnsi="Times New Roman" w:cs="Times New Roman"/>
-                <w:b/>
-                <w:bCs/>
-                <w:sz w:val="20"/>
-              </w:rPr>
-              <w:t>Samrat Sapkota</w:t>
-            </w:r>
-            <w:r>
-              <w:rPr>
-                <w:rFonts w:ascii="Times New Roman" w:hAnsi="Times New Roman" w:cs="Times New Roman"/>
-                <w:b/>
-                <w:bCs/>
-                <w:sz w:val="20"/>
-              </w:rPr>
-              <w:t xml:space="preserve"> </w:t>
-            </w:r>
-            <w:r>
-              <w:rPr>
-                <w:rFonts w:ascii="Times New Roman" w:hAnsi="Times New Roman" w:cs="Times New Roman"/>
-                <w:b/>
-                <w:bCs/>
-                <w:sz w:val="20"/>
-              </w:rPr>
-              <w:t>(99.81</w:t>
-            </w:r>
-            <w:proofErr w:type="gramStart"/>
-            <w:r>
-              <w:rPr>
-                <w:rFonts w:ascii="Times New Roman" w:hAnsi="Times New Roman" w:cs="Times New Roman"/>
-                <w:b/>
-                <w:bCs/>
-                <w:sz w:val="20"/>
-              </w:rPr>
-              <w:t>%)</w:t>
-            </w:r>
-            <w:r>
-              <w:rPr>
-                <w:rFonts w:ascii="Times New Roman" w:hAnsi="Times New Roman" w:cs="Times New Roman"/>
-                <w:b/>
-                <w:bCs/>
-                <w:sz w:val="20"/>
-              </w:rPr>
-              <w:t>(</w:t>
-            </w:r>
-            <w:proofErr w:type="gramEnd"/>
-            <w:r>
-              <w:rPr>
-                <w:rFonts w:ascii="Times New Roman" w:hAnsi="Times New Roman" w:cs="Times New Roman"/>
-                <w:b/>
-                <w:bCs/>
-                <w:sz w:val="20"/>
-              </w:rPr>
-              <w:t>4 GPA)</w:t>
+              <w:t>(99.81%)</w:t>
+            </w:r>
+            <w:r>
+              <w:rPr>
+                <w:rFonts w:ascii="Times New Roman" w:hAnsi="Times New Roman" w:cs="Times New Roman"/>
+                <w:b/>
+                <w:bCs/>
+                <w:sz w:val="20"/>
+              </w:rPr>
+              <w:t>(4 GPA)</w:t>
             </w:r>
           </w:p>
         </w:tc>
@@ -1316,7 +1143,7 @@
         </w:trPr>
         <w:tc>
           <w:tcPr>
-            <w:tcW w:w="1224" w:type="dxa"/>
+            <w:tcW w:w="1216" w:type="dxa"/>
             <w:tcBorders>
               <w:right w:val="single" w:sz="4" w:space="0" w:color="auto"/>
             </w:tcBorders>
@@ -1345,7 +1172,7 @@
         </w:tc>
         <w:tc>
           <w:tcPr>
-            <w:tcW w:w="1729" w:type="dxa"/>
+            <w:tcW w:w="1719" w:type="dxa"/>
             <w:tcBorders>
               <w:top w:val="single" w:sz="4" w:space="0" w:color="auto"/>
               <w:left w:val="single" w:sz="4" w:space="0" w:color="auto"/>
@@ -1376,7 +1203,7 @@
         </w:tc>
         <w:tc>
           <w:tcPr>
-            <w:tcW w:w="1971" w:type="dxa"/>
+            <w:tcW w:w="2039" w:type="dxa"/>
             <w:tcBorders>
               <w:top w:val="single" w:sz="4" w:space="0" w:color="auto"/>
               <w:left w:val="single" w:sz="4" w:space="0" w:color="auto"/>
@@ -1394,31 +1221,20 @@
                 <w:sz w:val="20"/>
               </w:rPr>
             </w:pPr>
-            <w:proofErr w:type="spellStart"/>
-            <w:r>
-              <w:rPr>
-                <w:rFonts w:ascii="Times New Roman" w:hAnsi="Times New Roman" w:cs="Times New Roman"/>
-                <w:b/>
-                <w:bCs/>
-                <w:sz w:val="20"/>
-              </w:rPr>
-              <w:t>Reewaz</w:t>
-            </w:r>
-            <w:proofErr w:type="spellEnd"/>
-            <w:r>
-              <w:rPr>
-                <w:rFonts w:ascii="Times New Roman" w:hAnsi="Times New Roman" w:cs="Times New Roman"/>
-                <w:b/>
-                <w:bCs/>
-                <w:sz w:val="20"/>
-              </w:rPr>
-              <w:t xml:space="preserve"> Sapkota</w:t>
-            </w:r>
-          </w:p>
-        </w:tc>
-        <w:tc>
-          <w:tcPr>
-            <w:tcW w:w="2351" w:type="dxa"/>
+            <w:r>
+              <w:rPr>
+                <w:rFonts w:ascii="Times New Roman" w:hAnsi="Times New Roman" w:cs="Times New Roman"/>
+                <w:b/>
+                <w:bCs/>
+                <w:sz w:val="20"/>
+              </w:rPr>
+              <w:t>Reewaz Sapkota</w:t>
+            </w:r>
+          </w:p>
+        </w:tc>
+        <w:tc>
+          <w:tcPr>
+            <w:tcW w:w="2341" w:type="dxa"/>
             <w:tcBorders>
               <w:top w:val="single" w:sz="4" w:space="0" w:color="auto"/>
               <w:left w:val="single" w:sz="4" w:space="0" w:color="auto"/>
@@ -1449,7 +1265,7 @@
         </w:tc>
         <w:tc>
           <w:tcPr>
-            <w:tcW w:w="2043" w:type="dxa"/>
+            <w:tcW w:w="2035" w:type="dxa"/>
             <w:tcBorders>
               <w:left w:val="single" w:sz="4" w:space="0" w:color="auto"/>
             </w:tcBorders>
@@ -1477,7 +1293,7 @@
         </w:tc>
         <w:tc>
           <w:tcPr>
-            <w:tcW w:w="1939" w:type="dxa"/>
+            <w:tcW w:w="1929" w:type="dxa"/>
             <w:shd w:val="clear" w:color="auto" w:fill="BFBFBF" w:themeFill="background1" w:themeFillShade="BF"/>
           </w:tcPr>
           <w:p>
@@ -1489,25 +1305,14 @@
                 <w:sz w:val="20"/>
               </w:rPr>
             </w:pPr>
-            <w:proofErr w:type="spellStart"/>
-            <w:r>
-              <w:rPr>
-                <w:rFonts w:ascii="Times New Roman" w:hAnsi="Times New Roman" w:cs="Times New Roman"/>
-                <w:b/>
-                <w:bCs/>
-                <w:sz w:val="20"/>
-              </w:rPr>
-              <w:t>Ansonsh</w:t>
-            </w:r>
-            <w:proofErr w:type="spellEnd"/>
-            <w:r>
-              <w:rPr>
-                <w:rFonts w:ascii="Times New Roman" w:hAnsi="Times New Roman" w:cs="Times New Roman"/>
-                <w:b/>
-                <w:bCs/>
-                <w:sz w:val="20"/>
-              </w:rPr>
-              <w:t xml:space="preserve"> Aryal</w:t>
+            <w:r>
+              <w:rPr>
+                <w:rFonts w:ascii="Times New Roman" w:hAnsi="Times New Roman" w:cs="Times New Roman"/>
+                <w:b/>
+                <w:bCs/>
+                <w:sz w:val="20"/>
+              </w:rPr>
+              <w:t>Ansonsh Aryal</w:t>
             </w:r>
             <w:r>
               <w:rPr>
@@ -1540,7 +1345,7 @@
         </w:tc>
         <w:tc>
           <w:tcPr>
-            <w:tcW w:w="1968" w:type="dxa"/>
+            <w:tcW w:w="1955" w:type="dxa"/>
             <w:shd w:val="clear" w:color="auto" w:fill="F7CAAC" w:themeFill="accent2" w:themeFillTint="66"/>
           </w:tcPr>
           <w:p>
@@ -1559,27 +1364,7 @@
                 <w:bCs/>
                 <w:sz w:val="20"/>
               </w:rPr>
-              <w:t xml:space="preserve">Dhiraj </w:t>
-            </w:r>
-            <w:proofErr w:type="gramStart"/>
-            <w:r>
-              <w:rPr>
-                <w:rFonts w:ascii="Times New Roman" w:hAnsi="Times New Roman" w:cs="Times New Roman"/>
-                <w:b/>
-                <w:bCs/>
-                <w:sz w:val="20"/>
-              </w:rPr>
-              <w:t>Mahato(</w:t>
-            </w:r>
-            <w:proofErr w:type="gramEnd"/>
-            <w:r>
-              <w:rPr>
-                <w:rFonts w:ascii="Times New Roman" w:hAnsi="Times New Roman" w:cs="Times New Roman"/>
-                <w:b/>
-                <w:bCs/>
-                <w:sz w:val="20"/>
-              </w:rPr>
-              <w:t>100%)</w:t>
+              <w:t>Dhiraj Mahato(100%)</w:t>
             </w:r>
             <w:r>
               <w:rPr>
@@ -1594,7 +1379,7 @@
         </w:tc>
         <w:tc>
           <w:tcPr>
-            <w:tcW w:w="2163" w:type="dxa"/>
+            <w:tcW w:w="2154" w:type="dxa"/>
             <w:shd w:val="clear" w:color="auto" w:fill="A8D08D" w:themeFill="accent6" w:themeFillTint="99"/>
           </w:tcPr>
           <w:p>
@@ -1613,38 +1398,7 @@
                 <w:bCs/>
                 <w:sz w:val="20"/>
               </w:rPr>
-              <w:t xml:space="preserve">Mana kumari </w:t>
-            </w:r>
-            <w:proofErr w:type="spellStart"/>
-            <w:proofErr w:type="gramStart"/>
-            <w:r>
-              <w:rPr>
-                <w:rFonts w:ascii="Times New Roman" w:hAnsi="Times New Roman" w:cs="Times New Roman"/>
-                <w:b/>
-                <w:bCs/>
-                <w:sz w:val="20"/>
-              </w:rPr>
-              <w:t>Praja</w:t>
-            </w:r>
-            <w:proofErr w:type="spellEnd"/>
-            <w:r>
-              <w:rPr>
-                <w:rFonts w:ascii="Times New Roman" w:hAnsi="Times New Roman" w:cs="Times New Roman"/>
-                <w:b/>
-                <w:bCs/>
-                <w:sz w:val="20"/>
-              </w:rPr>
-              <w:t>(</w:t>
-            </w:r>
-            <w:proofErr w:type="gramEnd"/>
-            <w:r>
-              <w:rPr>
-                <w:rFonts w:ascii="Times New Roman" w:hAnsi="Times New Roman" w:cs="Times New Roman"/>
-                <w:b/>
-                <w:bCs/>
-                <w:sz w:val="20"/>
-              </w:rPr>
-              <w:t>99.63%)</w:t>
+              <w:t>Mana kumari Praja(99.63%)</w:t>
             </w:r>
             <w:r>
               <w:rPr>
@@ -1664,7 +1418,7 @@
         </w:trPr>
         <w:tc>
           <w:tcPr>
-            <w:tcW w:w="1224" w:type="dxa"/>
+            <w:tcW w:w="1216" w:type="dxa"/>
             <w:tcBorders>
               <w:right w:val="single" w:sz="4" w:space="0" w:color="auto"/>
             </w:tcBorders>
@@ -1693,7 +1447,7 @@
         </w:tc>
         <w:tc>
           <w:tcPr>
-            <w:tcW w:w="1729" w:type="dxa"/>
+            <w:tcW w:w="1719" w:type="dxa"/>
             <w:tcBorders>
               <w:top w:val="single" w:sz="4" w:space="0" w:color="auto"/>
               <w:left w:val="single" w:sz="4" w:space="0" w:color="auto"/>
@@ -1720,25 +1474,14 @@
               </w:rPr>
               <w:t xml:space="preserve">Andrew </w:t>
             </w:r>
-            <w:proofErr w:type="spellStart"/>
-            <w:r>
-              <w:rPr>
-                <w:rFonts w:ascii="Times New Roman" w:hAnsi="Times New Roman" w:cs="Times New Roman"/>
-                <w:b/>
-                <w:bCs/>
-                <w:sz w:val="20"/>
-              </w:rPr>
-              <w:t>kumar</w:t>
-            </w:r>
-            <w:proofErr w:type="spellEnd"/>
-            <w:r>
-              <w:rPr>
-                <w:rFonts w:ascii="Times New Roman" w:hAnsi="Times New Roman" w:cs="Times New Roman"/>
-                <w:b/>
-                <w:bCs/>
-                <w:sz w:val="20"/>
-              </w:rPr>
-              <w:t xml:space="preserve"> </w:t>
+            <w:r>
+              <w:rPr>
+                <w:rFonts w:ascii="Times New Roman" w:hAnsi="Times New Roman" w:cs="Times New Roman"/>
+                <w:b/>
+                <w:bCs/>
+                <w:sz w:val="20"/>
+              </w:rPr>
+              <w:t xml:space="preserve">kumar </w:t>
             </w:r>
             <w:r>
               <w:rPr>
@@ -1753,7 +1496,7 @@
         </w:tc>
         <w:tc>
           <w:tcPr>
-            <w:tcW w:w="1971" w:type="dxa"/>
+            <w:tcW w:w="2039" w:type="dxa"/>
             <w:tcBorders>
               <w:top w:val="single" w:sz="4" w:space="0" w:color="auto"/>
               <w:left w:val="single" w:sz="4" w:space="0" w:color="auto"/>
@@ -1793,7 +1536,7 @@
         </w:tc>
         <w:tc>
           <w:tcPr>
-            <w:tcW w:w="2351" w:type="dxa"/>
+            <w:tcW w:w="2341" w:type="dxa"/>
             <w:tcBorders>
               <w:top w:val="single" w:sz="4" w:space="0" w:color="auto"/>
               <w:left w:val="single" w:sz="4" w:space="0" w:color="auto"/>
@@ -1811,51 +1554,29 @@
                 <w:sz w:val="20"/>
               </w:rPr>
             </w:pPr>
-            <w:proofErr w:type="spellStart"/>
-            <w:r>
-              <w:rPr>
-                <w:rFonts w:ascii="Times New Roman" w:hAnsi="Times New Roman" w:cs="Times New Roman"/>
-                <w:b/>
-                <w:bCs/>
-                <w:sz w:val="20"/>
-              </w:rPr>
-              <w:t>Reyansha</w:t>
-            </w:r>
-            <w:proofErr w:type="spellEnd"/>
-            <w:r>
-              <w:rPr>
-                <w:rFonts w:ascii="Times New Roman" w:hAnsi="Times New Roman" w:cs="Times New Roman"/>
-                <w:b/>
-                <w:bCs/>
-                <w:sz w:val="20"/>
-              </w:rPr>
-              <w:t xml:space="preserve"> Chaudhary</w:t>
-            </w:r>
-            <w:r>
-              <w:rPr>
-                <w:rFonts w:ascii="Times New Roman" w:hAnsi="Times New Roman" w:cs="Times New Roman"/>
-                <w:b/>
-                <w:bCs/>
-                <w:sz w:val="20"/>
-              </w:rPr>
-              <w:t xml:space="preserve">/Kalpana </w:t>
-            </w:r>
-            <w:proofErr w:type="spellStart"/>
-            <w:r>
-              <w:rPr>
-                <w:rFonts w:ascii="Times New Roman" w:hAnsi="Times New Roman" w:cs="Times New Roman"/>
-                <w:b/>
-                <w:bCs/>
-                <w:sz w:val="20"/>
-              </w:rPr>
-              <w:t>Chepang</w:t>
-            </w:r>
-            <w:proofErr w:type="spellEnd"/>
-          </w:p>
-        </w:tc>
-        <w:tc>
-          <w:tcPr>
-            <w:tcW w:w="2043" w:type="dxa"/>
+            <w:r>
+              <w:rPr>
+                <w:rFonts w:ascii="Times New Roman" w:hAnsi="Times New Roman" w:cs="Times New Roman"/>
+                <w:b/>
+                <w:bCs/>
+                <w:sz w:val="20"/>
+              </w:rPr>
+              <w:t>Reyansha Chaudhary</w:t>
+            </w:r>
+            <w:r>
+              <w:rPr>
+                <w:rFonts w:ascii="Times New Roman" w:hAnsi="Times New Roman" w:cs="Times New Roman"/>
+                <w:b/>
+                <w:bCs/>
+                <w:sz w:val="20"/>
+              </w:rPr>
+              <w:t>/Kalpana Chepang</w:t>
+            </w:r>
+          </w:p>
+        </w:tc>
+        <w:tc>
+          <w:tcPr>
+            <w:tcW w:w="2035" w:type="dxa"/>
             <w:tcBorders>
               <w:left w:val="single" w:sz="4" w:space="0" w:color="auto"/>
             </w:tcBorders>
@@ -1883,7 +1604,7 @@
         </w:tc>
         <w:tc>
           <w:tcPr>
-            <w:tcW w:w="1939" w:type="dxa"/>
+            <w:tcW w:w="1929" w:type="dxa"/>
             <w:shd w:val="clear" w:color="auto" w:fill="BFBFBF" w:themeFill="background1" w:themeFillShade="BF"/>
           </w:tcPr>
           <w:p>
@@ -1945,7 +1666,7 @@
         </w:tc>
         <w:tc>
           <w:tcPr>
-            <w:tcW w:w="1968" w:type="dxa"/>
+            <w:tcW w:w="1955" w:type="dxa"/>
             <w:shd w:val="clear" w:color="auto" w:fill="F7CAAC" w:themeFill="accent2" w:themeFillTint="66"/>
           </w:tcPr>
           <w:p>
@@ -2016,7 +1737,7 @@
         </w:tc>
         <w:tc>
           <w:tcPr>
-            <w:tcW w:w="2163" w:type="dxa"/>
+            <w:tcW w:w="2154" w:type="dxa"/>
             <w:shd w:val="clear" w:color="auto" w:fill="A8D08D" w:themeFill="accent6" w:themeFillTint="99"/>
           </w:tcPr>
           <w:p>
@@ -2063,36 +1784,16 @@
                 <w:bCs/>
                 <w:sz w:val="20"/>
               </w:rPr>
-              <w:t>96.81</w:t>
-            </w:r>
-            <w:proofErr w:type="gramStart"/>
-            <w:r>
-              <w:rPr>
-                <w:rFonts w:ascii="Times New Roman" w:hAnsi="Times New Roman" w:cs="Times New Roman"/>
-                <w:b/>
-                <w:bCs/>
-                <w:sz w:val="20"/>
-              </w:rPr>
-              <w:t>%)</w:t>
-            </w:r>
-            <w:r>
-              <w:rPr>
-                <w:rFonts w:ascii="Times New Roman" w:hAnsi="Times New Roman" w:cs="Times New Roman"/>
-                <w:b/>
-                <w:bCs/>
-                <w:sz w:val="20"/>
-              </w:rPr>
-              <w:t>(</w:t>
-            </w:r>
-            <w:proofErr w:type="gramEnd"/>
-            <w:r>
-              <w:rPr>
-                <w:rFonts w:ascii="Times New Roman" w:hAnsi="Times New Roman" w:cs="Times New Roman"/>
-                <w:b/>
-                <w:bCs/>
-                <w:sz w:val="20"/>
-              </w:rPr>
-              <w:t>4 GPA)</w:t>
+              <w:t>96.81%)</w:t>
+            </w:r>
+            <w:r>
+              <w:rPr>
+                <w:rFonts w:ascii="Times New Roman" w:hAnsi="Times New Roman" w:cs="Times New Roman"/>
+                <w:b/>
+                <w:bCs/>
+                <w:sz w:val="20"/>
+              </w:rPr>
+              <w:t>(4 GPA)</w:t>
             </w:r>
           </w:p>
         </w:tc>
@@ -2103,7 +1804,7 @@
         </w:trPr>
         <w:tc>
           <w:tcPr>
-            <w:tcW w:w="1224" w:type="dxa"/>
+            <w:tcW w:w="1216" w:type="dxa"/>
             <w:tcBorders>
               <w:right w:val="single" w:sz="4" w:space="0" w:color="auto"/>
             </w:tcBorders>
@@ -2141,7 +1842,7 @@
         </w:tc>
         <w:tc>
           <w:tcPr>
-            <w:tcW w:w="1729" w:type="dxa"/>
+            <w:tcW w:w="1719" w:type="dxa"/>
             <w:tcBorders>
               <w:top w:val="single" w:sz="4" w:space="0" w:color="auto"/>
               <w:left w:val="single" w:sz="4" w:space="0" w:color="auto"/>
@@ -2159,31 +1860,20 @@
                 <w:sz w:val="20"/>
               </w:rPr>
             </w:pPr>
-            <w:proofErr w:type="spellStart"/>
-            <w:r>
-              <w:rPr>
-                <w:rFonts w:ascii="Times New Roman" w:hAnsi="Times New Roman" w:cs="Times New Roman"/>
-                <w:b/>
-                <w:bCs/>
-                <w:sz w:val="20"/>
-              </w:rPr>
-              <w:t>Givsana</w:t>
-            </w:r>
-            <w:proofErr w:type="spellEnd"/>
-            <w:r>
-              <w:rPr>
-                <w:rFonts w:ascii="Times New Roman" w:hAnsi="Times New Roman" w:cs="Times New Roman"/>
-                <w:b/>
-                <w:bCs/>
-                <w:sz w:val="20"/>
-              </w:rPr>
-              <w:t xml:space="preserve"> Mahato</w:t>
-            </w:r>
-          </w:p>
-        </w:tc>
-        <w:tc>
-          <w:tcPr>
-            <w:tcW w:w="1971" w:type="dxa"/>
+            <w:r>
+              <w:rPr>
+                <w:rFonts w:ascii="Times New Roman" w:hAnsi="Times New Roman" w:cs="Times New Roman"/>
+                <w:b/>
+                <w:bCs/>
+                <w:sz w:val="20"/>
+              </w:rPr>
+              <w:t>Givsana Mahato</w:t>
+            </w:r>
+          </w:p>
+        </w:tc>
+        <w:tc>
+          <w:tcPr>
+            <w:tcW w:w="2039" w:type="dxa"/>
             <w:tcBorders>
               <w:top w:val="single" w:sz="4" w:space="0" w:color="auto"/>
               <w:left w:val="single" w:sz="4" w:space="0" w:color="auto"/>
@@ -2214,7 +1904,7 @@
         </w:tc>
         <w:tc>
           <w:tcPr>
-            <w:tcW w:w="2351" w:type="dxa"/>
+            <w:tcW w:w="2341" w:type="dxa"/>
             <w:tcBorders>
               <w:top w:val="single" w:sz="4" w:space="0" w:color="auto"/>
               <w:left w:val="single" w:sz="4" w:space="0" w:color="auto"/>
@@ -2232,17 +1922,77 @@
                 <w:sz w:val="20"/>
               </w:rPr>
             </w:pPr>
-            <w:proofErr w:type="spellStart"/>
-            <w:r>
-              <w:rPr>
-                <w:rFonts w:ascii="Times New Roman" w:hAnsi="Times New Roman" w:cs="Times New Roman"/>
-                <w:b/>
-                <w:bCs/>
-                <w:sz w:val="20"/>
-              </w:rPr>
-              <w:t>Manihsa</w:t>
-            </w:r>
-            <w:proofErr w:type="spellEnd"/>
+            <w:r>
+              <w:rPr>
+                <w:rFonts w:ascii="Times New Roman" w:hAnsi="Times New Roman" w:cs="Times New Roman"/>
+                <w:b/>
+                <w:bCs/>
+                <w:sz w:val="20"/>
+              </w:rPr>
+              <w:t xml:space="preserve">Manihsa </w:t>
+            </w:r>
+            <w:r>
+              <w:rPr>
+                <w:rFonts w:ascii="Times New Roman" w:hAnsi="Times New Roman" w:cs="Times New Roman"/>
+                <w:b/>
+                <w:bCs/>
+                <w:sz w:val="20"/>
+              </w:rPr>
+              <w:t>Praja</w:t>
+            </w:r>
+          </w:p>
+        </w:tc>
+        <w:tc>
+          <w:tcPr>
+            <w:tcW w:w="2035" w:type="dxa"/>
+            <w:tcBorders>
+              <w:left w:val="single" w:sz="4" w:space="0" w:color="auto"/>
+            </w:tcBorders>
+            <w:shd w:val="clear" w:color="auto" w:fill="BDD6EE" w:themeFill="accent5" w:themeFillTint="66"/>
+          </w:tcPr>
+          <w:p>
+            <w:pPr>
+              <w:rPr>
+                <w:rFonts w:ascii="Times New Roman" w:hAnsi="Times New Roman" w:cs="Times New Roman"/>
+                <w:b/>
+                <w:bCs/>
+                <w:sz w:val="20"/>
+              </w:rPr>
+            </w:pPr>
+            <w:r>
+              <w:rPr>
+                <w:rFonts w:ascii="Times New Roman" w:hAnsi="Times New Roman" w:cs="Times New Roman"/>
+                <w:b/>
+                <w:bCs/>
+                <w:sz w:val="20"/>
+              </w:rPr>
+              <w:t>Samantha Mahato</w:t>
+            </w:r>
+          </w:p>
+        </w:tc>
+        <w:tc>
+          <w:tcPr>
+            <w:tcW w:w="1929" w:type="dxa"/>
+            <w:shd w:val="clear" w:color="auto" w:fill="BFBFBF" w:themeFill="background1" w:themeFillShade="BF"/>
+          </w:tcPr>
+          <w:p>
+            <w:pPr>
+              <w:rPr>
+                <w:rFonts w:ascii="Times New Roman" w:hAnsi="Times New Roman" w:cs="Times New Roman"/>
+                <w:b/>
+                <w:bCs/>
+                <w:sz w:val="20"/>
+              </w:rPr>
+            </w:pPr>
+            <w:r>
+              <w:rPr>
+                <w:rFonts w:ascii="Times New Roman" w:hAnsi="Times New Roman" w:cs="Times New Roman"/>
+                <w:b/>
+                <w:bCs/>
+                <w:sz w:val="20"/>
+              </w:rPr>
+              <w:t>Pranit Chapagain</w:t>
+            </w:r>
             <w:r>
               <w:rPr>
                 <w:rFonts w:ascii="Times New Roman" w:hAnsi="Times New Roman" w:cs="Times New Roman"/>
@@ -2252,69 +2002,75 @@
               </w:rPr>
               <w:t xml:space="preserve"> </w:t>
             </w:r>
-            <w:proofErr w:type="spellStart"/>
-            <w:r>
-              <w:rPr>
-                <w:rFonts w:ascii="Times New Roman" w:hAnsi="Times New Roman" w:cs="Times New Roman"/>
-                <w:b/>
-                <w:bCs/>
-                <w:sz w:val="20"/>
-              </w:rPr>
-              <w:t>Praja</w:t>
-            </w:r>
-            <w:proofErr w:type="spellEnd"/>
-          </w:p>
-        </w:tc>
-        <w:tc>
-          <w:tcPr>
-            <w:tcW w:w="2043" w:type="dxa"/>
-            <w:tcBorders>
-              <w:left w:val="single" w:sz="4" w:space="0" w:color="auto"/>
-            </w:tcBorders>
-            <w:shd w:val="clear" w:color="auto" w:fill="BDD6EE" w:themeFill="accent5" w:themeFillTint="66"/>
-          </w:tcPr>
-          <w:p>
-            <w:pPr>
-              <w:rPr>
-                <w:rFonts w:ascii="Times New Roman" w:hAnsi="Times New Roman" w:cs="Times New Roman"/>
-                <w:b/>
-                <w:bCs/>
-                <w:sz w:val="20"/>
-              </w:rPr>
-            </w:pPr>
-            <w:r>
-              <w:rPr>
-                <w:rFonts w:ascii="Times New Roman" w:hAnsi="Times New Roman" w:cs="Times New Roman"/>
-                <w:b/>
-                <w:bCs/>
-                <w:sz w:val="20"/>
-              </w:rPr>
-              <w:t>Samantha Mahato</w:t>
-            </w:r>
-          </w:p>
-        </w:tc>
-        <w:tc>
-          <w:tcPr>
-            <w:tcW w:w="1939" w:type="dxa"/>
-            <w:shd w:val="clear" w:color="auto" w:fill="BFBFBF" w:themeFill="background1" w:themeFillShade="BF"/>
-          </w:tcPr>
-          <w:p>
-            <w:pPr>
-              <w:rPr>
-                <w:rFonts w:ascii="Times New Roman" w:hAnsi="Times New Roman" w:cs="Times New Roman"/>
-                <w:b/>
-                <w:bCs/>
-                <w:sz w:val="20"/>
-              </w:rPr>
-            </w:pPr>
-            <w:r>
-              <w:rPr>
-                <w:rFonts w:ascii="Times New Roman" w:hAnsi="Times New Roman" w:cs="Times New Roman"/>
-                <w:b/>
-                <w:bCs/>
-                <w:sz w:val="20"/>
-              </w:rPr>
-              <w:t>Pranit Chapagain</w:t>
+            <w:r>
+              <w:rPr>
+                <w:rFonts w:ascii="Times New Roman" w:hAnsi="Times New Roman" w:cs="Times New Roman"/>
+                <w:b/>
+                <w:bCs/>
+                <w:sz w:val="20"/>
+              </w:rPr>
+              <w:t>(</w:t>
+            </w:r>
+            <w:r>
+              <w:rPr>
+                <w:rFonts w:ascii="Times New Roman" w:hAnsi="Times New Roman" w:cs="Times New Roman"/>
+                <w:b/>
+                <w:bCs/>
+                <w:sz w:val="20"/>
+              </w:rPr>
+              <w:t>98.61</w:t>
+            </w:r>
+            <w:r>
+              <w:rPr>
+                <w:rFonts w:ascii="Times New Roman" w:hAnsi="Times New Roman" w:cs="Times New Roman"/>
+                <w:b/>
+                <w:bCs/>
+                <w:sz w:val="20"/>
+              </w:rPr>
+              <w:t>%</w:t>
+            </w:r>
+            <w:r>
+              <w:rPr>
+                <w:rFonts w:ascii="Times New Roman" w:hAnsi="Times New Roman" w:cs="Times New Roman"/>
+                <w:b/>
+                <w:bCs/>
+                <w:sz w:val="20"/>
+              </w:rPr>
+              <w:t>)</w:t>
+            </w:r>
+            <w:r>
+              <w:rPr>
+                <w:rFonts w:ascii="Times New Roman" w:hAnsi="Times New Roman" w:cs="Times New Roman"/>
+                <w:b/>
+                <w:bCs/>
+                <w:sz w:val="20"/>
+              </w:rPr>
+              <w:t>(4 GPA)</w:t>
+            </w:r>
+          </w:p>
+        </w:tc>
+        <w:tc>
+          <w:tcPr>
+            <w:tcW w:w="1955" w:type="dxa"/>
+            <w:shd w:val="clear" w:color="auto" w:fill="F7CAAC" w:themeFill="accent2" w:themeFillTint="66"/>
+          </w:tcPr>
+          <w:p>
+            <w:pPr>
+              <w:rPr>
+                <w:rFonts w:ascii="Times New Roman" w:hAnsi="Times New Roman" w:cs="Times New Roman"/>
+                <w:b/>
+                <w:bCs/>
+                <w:sz w:val="20"/>
+              </w:rPr>
+            </w:pPr>
+            <w:r>
+              <w:rPr>
+                <w:rFonts w:ascii="Times New Roman" w:hAnsi="Times New Roman" w:cs="Times New Roman"/>
+                <w:b/>
+                <w:bCs/>
+                <w:sz w:val="20"/>
+              </w:rPr>
+              <w:t>Aarona Sapkota</w:t>
             </w:r>
             <w:r>
               <w:rPr>
@@ -2332,18 +2088,8 @@
                 <w:bCs/>
                 <w:sz w:val="20"/>
               </w:rPr>
-              <w:t>(</w:t>
-            </w:r>
-            <w:r>
-              <w:rPr>
-                <w:rFonts w:ascii="Times New Roman" w:hAnsi="Times New Roman" w:cs="Times New Roman"/>
-                <w:b/>
-                <w:bCs/>
-                <w:sz w:val="20"/>
-              </w:rPr>
-              <w:t>98.61</w:t>
-            </w:r>
-            <w:proofErr w:type="gramStart"/>
+              <w:t>(96.8</w:t>
+            </w:r>
             <w:r>
               <w:rPr>
                 <w:rFonts w:ascii="Times New Roman" w:hAnsi="Times New Roman" w:cs="Times New Roman"/>
@@ -2369,104 +2115,13 @@
                 <w:bCs/>
                 <w:sz w:val="20"/>
               </w:rPr>
-              <w:t>(</w:t>
-            </w:r>
-            <w:proofErr w:type="gramEnd"/>
-            <w:r>
-              <w:rPr>
-                <w:rFonts w:ascii="Times New Roman" w:hAnsi="Times New Roman" w:cs="Times New Roman"/>
-                <w:b/>
-                <w:bCs/>
-                <w:sz w:val="20"/>
-              </w:rPr>
-              <w:t>4 GPA)</w:t>
-            </w:r>
-          </w:p>
-        </w:tc>
-        <w:tc>
-          <w:tcPr>
-            <w:tcW w:w="1968" w:type="dxa"/>
-            <w:shd w:val="clear" w:color="auto" w:fill="F7CAAC" w:themeFill="accent2" w:themeFillTint="66"/>
-          </w:tcPr>
-          <w:p>
-            <w:pPr>
-              <w:rPr>
-                <w:rFonts w:ascii="Times New Roman" w:hAnsi="Times New Roman" w:cs="Times New Roman"/>
-                <w:b/>
-                <w:bCs/>
-                <w:sz w:val="20"/>
-              </w:rPr>
-            </w:pPr>
-            <w:r>
-              <w:rPr>
-                <w:rFonts w:ascii="Times New Roman" w:hAnsi="Times New Roman" w:cs="Times New Roman"/>
-                <w:b/>
-                <w:bCs/>
-                <w:sz w:val="20"/>
-              </w:rPr>
-              <w:t>Aarona Sapkota</w:t>
-            </w:r>
-            <w:r>
-              <w:rPr>
-                <w:rFonts w:ascii="Times New Roman" w:hAnsi="Times New Roman" w:cs="Times New Roman"/>
-                <w:b/>
-                <w:bCs/>
-                <w:sz w:val="20"/>
-              </w:rPr>
-              <w:t xml:space="preserve"> </w:t>
-            </w:r>
-            <w:r>
-              <w:rPr>
-                <w:rFonts w:ascii="Times New Roman" w:hAnsi="Times New Roman" w:cs="Times New Roman"/>
-                <w:b/>
-                <w:bCs/>
-                <w:sz w:val="20"/>
-              </w:rPr>
-              <w:t>(96.8</w:t>
-            </w:r>
-            <w:proofErr w:type="gramStart"/>
-            <w:r>
-              <w:rPr>
-                <w:rFonts w:ascii="Times New Roman" w:hAnsi="Times New Roman" w:cs="Times New Roman"/>
-                <w:b/>
-                <w:bCs/>
-                <w:sz w:val="20"/>
-              </w:rPr>
-              <w:t>%</w:t>
-            </w:r>
-            <w:r>
-              <w:rPr>
-                <w:rFonts w:ascii="Times New Roman" w:hAnsi="Times New Roman" w:cs="Times New Roman"/>
-                <w:b/>
-                <w:bCs/>
-                <w:sz w:val="20"/>
-              </w:rPr>
-              <w:t>)</w:t>
-            </w:r>
-            <w:r>
-              <w:rPr>
-                <w:rFonts w:ascii="Times New Roman" w:hAnsi="Times New Roman" w:cs="Times New Roman"/>
-                <w:b/>
-                <w:bCs/>
-                <w:sz w:val="20"/>
-              </w:rPr>
-              <w:t>(</w:t>
-            </w:r>
-            <w:proofErr w:type="gramEnd"/>
-            <w:r>
-              <w:rPr>
-                <w:rFonts w:ascii="Times New Roman" w:hAnsi="Times New Roman" w:cs="Times New Roman"/>
-                <w:b/>
-                <w:bCs/>
-                <w:sz w:val="20"/>
-              </w:rPr>
-              <w:t>4 GPA)</w:t>
-            </w:r>
-          </w:p>
-        </w:tc>
-        <w:tc>
-          <w:tcPr>
-            <w:tcW w:w="2163" w:type="dxa"/>
+              <w:t>(4 GPA)</w:t>
+            </w:r>
+          </w:p>
+        </w:tc>
+        <w:tc>
+          <w:tcPr>
+            <w:tcW w:w="2154" w:type="dxa"/>
             <w:shd w:val="clear" w:color="auto" w:fill="A8D08D" w:themeFill="accent6" w:themeFillTint="99"/>
           </w:tcPr>
           <w:p>
@@ -2485,47 +2140,7 @@
                 <w:bCs/>
                 <w:sz w:val="20"/>
               </w:rPr>
-              <w:t xml:space="preserve">Premika </w:t>
-            </w:r>
-            <w:proofErr w:type="spellStart"/>
-            <w:r>
-              <w:rPr>
-                <w:rFonts w:ascii="Times New Roman" w:hAnsi="Times New Roman" w:cs="Times New Roman"/>
-                <w:b/>
-                <w:bCs/>
-                <w:sz w:val="20"/>
-              </w:rPr>
-              <w:t>Chepang</w:t>
-            </w:r>
-            <w:proofErr w:type="spellEnd"/>
-            <w:r>
-              <w:rPr>
-                <w:rFonts w:ascii="Times New Roman" w:hAnsi="Times New Roman" w:cs="Times New Roman"/>
-                <w:b/>
-                <w:bCs/>
-                <w:sz w:val="20"/>
-              </w:rPr>
-              <w:t xml:space="preserve"> (95.53</w:t>
-            </w:r>
-            <w:proofErr w:type="gramStart"/>
-            <w:r>
-              <w:rPr>
-                <w:rFonts w:ascii="Times New Roman" w:hAnsi="Times New Roman" w:cs="Times New Roman"/>
-                <w:b/>
-                <w:bCs/>
-                <w:sz w:val="20"/>
-              </w:rPr>
-              <w:t>%)(</w:t>
-            </w:r>
-            <w:proofErr w:type="gramEnd"/>
-            <w:r>
-              <w:rPr>
-                <w:rFonts w:ascii="Times New Roman" w:hAnsi="Times New Roman" w:cs="Times New Roman"/>
-                <w:b/>
-                <w:bCs/>
-                <w:sz w:val="20"/>
-              </w:rPr>
-              <w:t>4 GPA)</w:t>
+              <w:t>Premika Chepang (95.53%)(4 GPA)</w:t>
             </w:r>
           </w:p>
         </w:tc>
@@ -2536,7 +2151,7 @@
         </w:trPr>
         <w:tc>
           <w:tcPr>
-            <w:tcW w:w="1224" w:type="dxa"/>
+            <w:tcW w:w="1216" w:type="dxa"/>
             <w:tcBorders>
               <w:right w:val="single" w:sz="4" w:space="0" w:color="auto"/>
             </w:tcBorders>
@@ -2565,7 +2180,7 @@
         </w:tc>
         <w:tc>
           <w:tcPr>
-            <w:tcW w:w="1729" w:type="dxa"/>
+            <w:tcW w:w="1719" w:type="dxa"/>
             <w:tcBorders>
               <w:top w:val="single" w:sz="4" w:space="0" w:color="auto"/>
               <w:left w:val="single" w:sz="4" w:space="0" w:color="auto"/>
@@ -2596,7 +2211,7 @@
         </w:tc>
         <w:tc>
           <w:tcPr>
-            <w:tcW w:w="1971" w:type="dxa"/>
+            <w:tcW w:w="2039" w:type="dxa"/>
             <w:tcBorders>
               <w:top w:val="single" w:sz="4" w:space="0" w:color="auto"/>
               <w:left w:val="single" w:sz="4" w:space="0" w:color="auto"/>
@@ -2636,7 +2251,7 @@
         </w:tc>
         <w:tc>
           <w:tcPr>
-            <w:tcW w:w="2351" w:type="dxa"/>
+            <w:tcW w:w="2341" w:type="dxa"/>
             <w:tcBorders>
               <w:top w:val="single" w:sz="4" w:space="0" w:color="auto"/>
               <w:left w:val="single" w:sz="4" w:space="0" w:color="auto"/>
@@ -2667,7 +2282,7 @@
         </w:tc>
         <w:tc>
           <w:tcPr>
-            <w:tcW w:w="2043" w:type="dxa"/>
+            <w:tcW w:w="2035" w:type="dxa"/>
             <w:tcBorders>
               <w:left w:val="single" w:sz="4" w:space="0" w:color="auto"/>
             </w:tcBorders>
@@ -2695,7 +2310,7 @@
         </w:tc>
         <w:tc>
           <w:tcPr>
-            <w:tcW w:w="1939" w:type="dxa"/>
+            <w:tcW w:w="1929" w:type="dxa"/>
             <w:shd w:val="clear" w:color="auto" w:fill="BFBFBF" w:themeFill="background1" w:themeFillShade="BF"/>
           </w:tcPr>
           <w:p>
@@ -2714,19 +2329,8 @@
                 <w:bCs/>
                 <w:sz w:val="20"/>
               </w:rPr>
-              <w:t xml:space="preserve">Aerica </w:t>
-            </w:r>
-            <w:proofErr w:type="spellStart"/>
-            <w:r>
-              <w:rPr>
-                <w:rFonts w:ascii="Times New Roman" w:hAnsi="Times New Roman" w:cs="Times New Roman"/>
-                <w:b/>
-                <w:bCs/>
-                <w:sz w:val="20"/>
-              </w:rPr>
-              <w:t>Younjan</w:t>
-            </w:r>
-            <w:proofErr w:type="spellEnd"/>
+              <w:t>Aerica Younjan</w:t>
+            </w:r>
             <w:r>
               <w:rPr>
                 <w:rFonts w:ascii="Times New Roman" w:hAnsi="Times New Roman" w:cs="Times New Roman"/>
@@ -2767,7 +2371,7 @@
         </w:tc>
         <w:tc>
           <w:tcPr>
-            <w:tcW w:w="1968" w:type="dxa"/>
+            <w:tcW w:w="1955" w:type="dxa"/>
             <w:shd w:val="clear" w:color="auto" w:fill="F7CAAC" w:themeFill="accent2" w:themeFillTint="66"/>
           </w:tcPr>
           <w:p>
@@ -2874,7 +2478,7 @@
         </w:tc>
         <w:tc>
           <w:tcPr>
-            <w:tcW w:w="2163" w:type="dxa"/>
+            <w:tcW w:w="2154" w:type="dxa"/>
             <w:shd w:val="clear" w:color="auto" w:fill="A8D08D" w:themeFill="accent6" w:themeFillTint="99"/>
           </w:tcPr>
           <w:p>
@@ -2893,19 +2497,8 @@
                 <w:bCs/>
                 <w:sz w:val="20"/>
               </w:rPr>
-              <w:t xml:space="preserve">Samina </w:t>
-            </w:r>
-            <w:proofErr w:type="spellStart"/>
-            <w:r>
-              <w:rPr>
-                <w:rFonts w:ascii="Times New Roman" w:hAnsi="Times New Roman" w:cs="Times New Roman"/>
-                <w:b/>
-                <w:bCs/>
-                <w:sz w:val="20"/>
-              </w:rPr>
-              <w:t>Chepang</w:t>
-            </w:r>
-            <w:proofErr w:type="spellEnd"/>
+              <w:t>Samina Chepang</w:t>
+            </w:r>
             <w:r>
               <w:rPr>
                 <w:rFonts w:ascii="Times New Roman" w:hAnsi="Times New Roman" w:cs="Times New Roman"/>
@@ -2997,7 +2590,7 @@
         </w:trPr>
         <w:tc>
           <w:tcPr>
-            <w:tcW w:w="1224" w:type="dxa"/>
+            <w:tcW w:w="1216" w:type="dxa"/>
             <w:tcBorders>
               <w:right w:val="single" w:sz="4" w:space="0" w:color="auto"/>
             </w:tcBorders>
@@ -3026,7 +2619,7 @@
         </w:tc>
         <w:tc>
           <w:tcPr>
-            <w:tcW w:w="1729" w:type="dxa"/>
+            <w:tcW w:w="1719" w:type="dxa"/>
             <w:tcBorders>
               <w:top w:val="single" w:sz="4" w:space="0" w:color="auto"/>
               <w:left w:val="single" w:sz="4" w:space="0" w:color="auto"/>
@@ -3057,7 +2650,7 @@
         </w:tc>
         <w:tc>
           <w:tcPr>
-            <w:tcW w:w="1971" w:type="dxa"/>
+            <w:tcW w:w="2039" w:type="dxa"/>
             <w:tcBorders>
               <w:top w:val="single" w:sz="4" w:space="0" w:color="auto"/>
               <w:left w:val="single" w:sz="4" w:space="0" w:color="auto"/>
@@ -3093,31 +2686,20 @@
               </w:rPr>
               <w:t xml:space="preserve"> </w:t>
             </w:r>
-            <w:proofErr w:type="spellStart"/>
-            <w:r>
-              <w:rPr>
-                <w:rFonts w:ascii="Times New Roman" w:hAnsi="Times New Roman" w:cs="Times New Roman"/>
-                <w:b/>
-                <w:bCs/>
-                <w:sz w:val="20"/>
-              </w:rPr>
-              <w:t>Chepang</w:t>
-            </w:r>
-            <w:proofErr w:type="spellEnd"/>
-            <w:r>
-              <w:rPr>
-                <w:rFonts w:ascii="Times New Roman" w:hAnsi="Times New Roman" w:cs="Times New Roman"/>
-                <w:b/>
-                <w:bCs/>
-                <w:sz w:val="20"/>
-              </w:rPr>
-              <w:t xml:space="preserve"> /Anuska Mishra</w:t>
-            </w:r>
-          </w:p>
-        </w:tc>
-        <w:tc>
-          <w:tcPr>
-            <w:tcW w:w="2351" w:type="dxa"/>
+            <w:r>
+              <w:rPr>
+                <w:rFonts w:ascii="Times New Roman" w:hAnsi="Times New Roman" w:cs="Times New Roman"/>
+                <w:b/>
+                <w:bCs/>
+                <w:sz w:val="20"/>
+              </w:rPr>
+              <w:t>Chepang /Anuska Mishra</w:t>
+            </w:r>
+          </w:p>
+        </w:tc>
+        <w:tc>
+          <w:tcPr>
+            <w:tcW w:w="2341" w:type="dxa"/>
             <w:tcBorders>
               <w:top w:val="single" w:sz="4" w:space="0" w:color="auto"/>
               <w:left w:val="single" w:sz="4" w:space="0" w:color="auto"/>
@@ -3148,7 +2730,7 @@
         </w:tc>
         <w:tc>
           <w:tcPr>
-            <w:tcW w:w="2043" w:type="dxa"/>
+            <w:tcW w:w="2035" w:type="dxa"/>
             <w:tcBorders>
               <w:left w:val="single" w:sz="4" w:space="0" w:color="auto"/>
             </w:tcBorders>
@@ -3176,7 +2758,7 @@
         </w:tc>
         <w:tc>
           <w:tcPr>
-            <w:tcW w:w="1939" w:type="dxa"/>
+            <w:tcW w:w="1929" w:type="dxa"/>
             <w:shd w:val="clear" w:color="auto" w:fill="BFBFBF" w:themeFill="background1" w:themeFillShade="BF"/>
           </w:tcPr>
           <w:p>
@@ -3237,7 +2819,7 @@
         </w:tc>
         <w:tc>
           <w:tcPr>
-            <w:tcW w:w="1968" w:type="dxa"/>
+            <w:tcW w:w="1955" w:type="dxa"/>
             <w:shd w:val="clear" w:color="auto" w:fill="F7CAAC" w:themeFill="accent2" w:themeFillTint="66"/>
           </w:tcPr>
           <w:p>
@@ -3249,25 +2831,14 @@
                 <w:sz w:val="20"/>
               </w:rPr>
             </w:pPr>
-            <w:proofErr w:type="spellStart"/>
-            <w:r>
-              <w:rPr>
-                <w:rFonts w:ascii="Times New Roman" w:hAnsi="Times New Roman" w:cs="Times New Roman"/>
-                <w:b/>
-                <w:bCs/>
-                <w:sz w:val="20"/>
-              </w:rPr>
-              <w:t>Dripti</w:t>
-            </w:r>
-            <w:proofErr w:type="spellEnd"/>
-            <w:r>
-              <w:rPr>
-                <w:rFonts w:ascii="Times New Roman" w:hAnsi="Times New Roman" w:cs="Times New Roman"/>
-                <w:b/>
-                <w:bCs/>
-                <w:sz w:val="20"/>
-              </w:rPr>
-              <w:t xml:space="preserve"> Acharya</w:t>
+            <w:r>
+              <w:rPr>
+                <w:rFonts w:ascii="Times New Roman" w:hAnsi="Times New Roman" w:cs="Times New Roman"/>
+                <w:b/>
+                <w:bCs/>
+                <w:sz w:val="20"/>
+              </w:rPr>
+              <w:t>Dripti Acharya</w:t>
             </w:r>
             <w:r>
               <w:rPr>
@@ -3309,7 +2880,7 @@
         </w:tc>
         <w:tc>
           <w:tcPr>
-            <w:tcW w:w="2163" w:type="dxa"/>
+            <w:tcW w:w="2154" w:type="dxa"/>
             <w:shd w:val="clear" w:color="auto" w:fill="A8D08D" w:themeFill="accent6" w:themeFillTint="99"/>
           </w:tcPr>
           <w:p>
@@ -3375,7 +2946,7 @@
         </w:trPr>
         <w:tc>
           <w:tcPr>
-            <w:tcW w:w="1224" w:type="dxa"/>
+            <w:tcW w:w="1216" w:type="dxa"/>
             <w:tcBorders>
               <w:right w:val="single" w:sz="4" w:space="0" w:color="auto"/>
             </w:tcBorders>
@@ -3404,7 +2975,7 @@
         </w:tc>
         <w:tc>
           <w:tcPr>
-            <w:tcW w:w="1729" w:type="dxa"/>
+            <w:tcW w:w="1719" w:type="dxa"/>
             <w:tcBorders>
               <w:top w:val="single" w:sz="4" w:space="0" w:color="auto"/>
               <w:left w:val="single" w:sz="4" w:space="0" w:color="auto"/>
@@ -3435,7 +3006,7 @@
         </w:tc>
         <w:tc>
           <w:tcPr>
-            <w:tcW w:w="1971" w:type="dxa"/>
+            <w:tcW w:w="2039" w:type="dxa"/>
             <w:tcBorders>
               <w:top w:val="single" w:sz="4" w:space="0" w:color="auto"/>
               <w:left w:val="single" w:sz="4" w:space="0" w:color="auto"/>
@@ -3466,7 +3037,7 @@
         </w:tc>
         <w:tc>
           <w:tcPr>
-            <w:tcW w:w="2351" w:type="dxa"/>
+            <w:tcW w:w="2341" w:type="dxa"/>
             <w:tcBorders>
               <w:top w:val="single" w:sz="4" w:space="0" w:color="auto"/>
               <w:left w:val="single" w:sz="4" w:space="0" w:color="auto"/>
@@ -3497,7 +3068,7 @@
         </w:tc>
         <w:tc>
           <w:tcPr>
-            <w:tcW w:w="2043" w:type="dxa"/>
+            <w:tcW w:w="2035" w:type="dxa"/>
             <w:tcBorders>
               <w:left w:val="single" w:sz="4" w:space="0" w:color="auto"/>
             </w:tcBorders>
@@ -3525,7 +3096,7 @@
         </w:tc>
         <w:tc>
           <w:tcPr>
-            <w:tcW w:w="1939" w:type="dxa"/>
+            <w:tcW w:w="1929" w:type="dxa"/>
             <w:shd w:val="clear" w:color="auto" w:fill="BFBFBF" w:themeFill="background1" w:themeFillShade="BF"/>
           </w:tcPr>
           <w:p>
@@ -3586,7 +3157,7 @@
         </w:tc>
         <w:tc>
           <w:tcPr>
-            <w:tcW w:w="1968" w:type="dxa"/>
+            <w:tcW w:w="1955" w:type="dxa"/>
             <w:shd w:val="clear" w:color="auto" w:fill="F7CAAC" w:themeFill="accent2" w:themeFillTint="66"/>
           </w:tcPr>
           <w:p>
@@ -3598,25 +3169,14 @@
                 <w:sz w:val="20"/>
               </w:rPr>
             </w:pPr>
-            <w:proofErr w:type="spellStart"/>
-            <w:r>
-              <w:rPr>
-                <w:rFonts w:ascii="Times New Roman" w:hAnsi="Times New Roman" w:cs="Times New Roman"/>
-                <w:b/>
-                <w:bCs/>
-                <w:sz w:val="20"/>
-              </w:rPr>
-              <w:t>Subanta</w:t>
-            </w:r>
-            <w:proofErr w:type="spellEnd"/>
-            <w:r>
-              <w:rPr>
-                <w:rFonts w:ascii="Times New Roman" w:hAnsi="Times New Roman" w:cs="Times New Roman"/>
-                <w:b/>
-                <w:bCs/>
-                <w:sz w:val="20"/>
-              </w:rPr>
-              <w:t xml:space="preserve"> Mahato</w:t>
+            <w:r>
+              <w:rPr>
+                <w:rFonts w:ascii="Times New Roman" w:hAnsi="Times New Roman" w:cs="Times New Roman"/>
+                <w:b/>
+                <w:bCs/>
+                <w:sz w:val="20"/>
+              </w:rPr>
+              <w:t>Subanta Mahato</w:t>
             </w:r>
           </w:p>
           <w:p>
@@ -3659,7 +3219,7 @@
         </w:tc>
         <w:tc>
           <w:tcPr>
-            <w:tcW w:w="2163" w:type="dxa"/>
+            <w:tcW w:w="2154" w:type="dxa"/>
             <w:shd w:val="clear" w:color="auto" w:fill="A8D08D" w:themeFill="accent6" w:themeFillTint="99"/>
           </w:tcPr>
           <w:p>
@@ -3725,7 +3285,7 @@
         </w:trPr>
         <w:tc>
           <w:tcPr>
-            <w:tcW w:w="1224" w:type="dxa"/>
+            <w:tcW w:w="1216" w:type="dxa"/>
             <w:tcBorders>
               <w:right w:val="single" w:sz="4" w:space="0" w:color="auto"/>
             </w:tcBorders>
@@ -3754,7 +3314,7 @@
         </w:tc>
         <w:tc>
           <w:tcPr>
-            <w:tcW w:w="1729" w:type="dxa"/>
+            <w:tcW w:w="1719" w:type="dxa"/>
             <w:tcBorders>
               <w:top w:val="single" w:sz="4" w:space="0" w:color="auto"/>
               <w:left w:val="single" w:sz="4" w:space="0" w:color="auto"/>
@@ -3785,7 +3345,7 @@
         </w:tc>
         <w:tc>
           <w:tcPr>
-            <w:tcW w:w="1971" w:type="dxa"/>
+            <w:tcW w:w="2039" w:type="dxa"/>
             <w:tcBorders>
               <w:top w:val="single" w:sz="4" w:space="0" w:color="auto"/>
               <w:left w:val="single" w:sz="4" w:space="0" w:color="auto"/>
@@ -3803,31 +3363,20 @@
                 <w:sz w:val="20"/>
               </w:rPr>
             </w:pPr>
-            <w:proofErr w:type="spellStart"/>
-            <w:r>
-              <w:rPr>
-                <w:rFonts w:ascii="Times New Roman" w:hAnsi="Times New Roman" w:cs="Times New Roman"/>
-                <w:b/>
-                <w:bCs/>
-                <w:sz w:val="20"/>
-              </w:rPr>
-              <w:t>Soyashan</w:t>
-            </w:r>
-            <w:proofErr w:type="spellEnd"/>
-            <w:r>
-              <w:rPr>
-                <w:rFonts w:ascii="Times New Roman" w:hAnsi="Times New Roman" w:cs="Times New Roman"/>
-                <w:b/>
-                <w:bCs/>
-                <w:sz w:val="20"/>
-              </w:rPr>
-              <w:t xml:space="preserve"> Chaudhary</w:t>
-            </w:r>
-          </w:p>
-        </w:tc>
-        <w:tc>
-          <w:tcPr>
-            <w:tcW w:w="2351" w:type="dxa"/>
+            <w:r>
+              <w:rPr>
+                <w:rFonts w:ascii="Times New Roman" w:hAnsi="Times New Roman" w:cs="Times New Roman"/>
+                <w:b/>
+                <w:bCs/>
+                <w:sz w:val="20"/>
+              </w:rPr>
+              <w:t>Soyashan Chaudhary</w:t>
+            </w:r>
+          </w:p>
+        </w:tc>
+        <w:tc>
+          <w:tcPr>
+            <w:tcW w:w="2341" w:type="dxa"/>
             <w:tcBorders>
               <w:top w:val="single" w:sz="4" w:space="0" w:color="auto"/>
               <w:left w:val="single" w:sz="4" w:space="0" w:color="auto"/>
@@ -3858,7 +3407,7 @@
         </w:tc>
         <w:tc>
           <w:tcPr>
-            <w:tcW w:w="2043" w:type="dxa"/>
+            <w:tcW w:w="2035" w:type="dxa"/>
             <w:tcBorders>
               <w:left w:val="single" w:sz="4" w:space="0" w:color="auto"/>
             </w:tcBorders>
@@ -3886,7 +3435,7 @@
         </w:tc>
         <w:tc>
           <w:tcPr>
-            <w:tcW w:w="1939" w:type="dxa"/>
+            <w:tcW w:w="1929" w:type="dxa"/>
             <w:shd w:val="clear" w:color="auto" w:fill="BFBFBF" w:themeFill="background1" w:themeFillShade="BF"/>
           </w:tcPr>
           <w:p>
@@ -3948,7 +3497,7 @@
         </w:tc>
         <w:tc>
           <w:tcPr>
-            <w:tcW w:w="1968" w:type="dxa"/>
+            <w:tcW w:w="1955" w:type="dxa"/>
             <w:shd w:val="clear" w:color="auto" w:fill="F7CAAC" w:themeFill="accent2" w:themeFillTint="66"/>
           </w:tcPr>
           <w:p>
@@ -4010,7 +3559,7 @@
         </w:tc>
         <w:tc>
           <w:tcPr>
-            <w:tcW w:w="2163" w:type="dxa"/>
+            <w:tcW w:w="2154" w:type="dxa"/>
             <w:shd w:val="clear" w:color="auto" w:fill="A8D08D" w:themeFill="accent6" w:themeFillTint="99"/>
           </w:tcPr>
           <w:p>
@@ -4022,25 +3571,14 @@
                 <w:sz w:val="20"/>
               </w:rPr>
             </w:pPr>
-            <w:proofErr w:type="spellStart"/>
-            <w:r>
-              <w:rPr>
-                <w:rFonts w:ascii="Times New Roman" w:hAnsi="Times New Roman" w:cs="Times New Roman"/>
-                <w:b/>
-                <w:bCs/>
-                <w:sz w:val="20"/>
-              </w:rPr>
-              <w:t>Rashish</w:t>
-            </w:r>
-            <w:proofErr w:type="spellEnd"/>
-            <w:r>
-              <w:rPr>
-                <w:rFonts w:ascii="Times New Roman" w:hAnsi="Times New Roman" w:cs="Times New Roman"/>
-                <w:b/>
-                <w:bCs/>
-                <w:sz w:val="20"/>
-              </w:rPr>
-              <w:t xml:space="preserve"> Bhatta Chhetri</w:t>
+            <w:r>
+              <w:rPr>
+                <w:rFonts w:ascii="Times New Roman" w:hAnsi="Times New Roman" w:cs="Times New Roman"/>
+                <w:b/>
+                <w:bCs/>
+                <w:sz w:val="20"/>
+              </w:rPr>
+              <w:t>Rashish Bhatta Chhetri</w:t>
             </w:r>
           </w:p>
           <w:p>
@@ -4088,7 +3626,7 @@
         </w:trPr>
         <w:tc>
           <w:tcPr>
-            <w:tcW w:w="1224" w:type="dxa"/>
+            <w:tcW w:w="1216" w:type="dxa"/>
             <w:tcBorders>
               <w:right w:val="single" w:sz="4" w:space="0" w:color="auto"/>
             </w:tcBorders>
@@ -4117,7 +3655,7 @@
         </w:tc>
         <w:tc>
           <w:tcPr>
-            <w:tcW w:w="1729" w:type="dxa"/>
+            <w:tcW w:w="1719" w:type="dxa"/>
             <w:tcBorders>
               <w:top w:val="single" w:sz="4" w:space="0" w:color="auto"/>
               <w:left w:val="single" w:sz="4" w:space="0" w:color="auto"/>
@@ -4148,7 +3686,7 @@
         </w:tc>
         <w:tc>
           <w:tcPr>
-            <w:tcW w:w="1971" w:type="dxa"/>
+            <w:tcW w:w="2039" w:type="dxa"/>
             <w:tcBorders>
               <w:top w:val="single" w:sz="4" w:space="0" w:color="auto"/>
               <w:left w:val="single" w:sz="4" w:space="0" w:color="auto"/>
@@ -4179,7 +3717,7 @@
         </w:tc>
         <w:tc>
           <w:tcPr>
-            <w:tcW w:w="2351" w:type="dxa"/>
+            <w:tcW w:w="2341" w:type="dxa"/>
             <w:tcBorders>
               <w:top w:val="single" w:sz="4" w:space="0" w:color="auto"/>
               <w:left w:val="single" w:sz="4" w:space="0" w:color="auto"/>
@@ -4210,7 +3748,7 @@
         </w:tc>
         <w:tc>
           <w:tcPr>
-            <w:tcW w:w="2043" w:type="dxa"/>
+            <w:tcW w:w="2035" w:type="dxa"/>
             <w:tcBorders>
               <w:left w:val="single" w:sz="4" w:space="0" w:color="auto"/>
               <w:bottom w:val="single" w:sz="4" w:space="0" w:color="auto"/>
@@ -4239,7 +3777,7 @@
         </w:tc>
         <w:tc>
           <w:tcPr>
-            <w:tcW w:w="1939" w:type="dxa"/>
+            <w:tcW w:w="1929" w:type="dxa"/>
             <w:tcBorders>
               <w:bottom w:val="single" w:sz="4" w:space="0" w:color="auto"/>
             </w:tcBorders>
@@ -4282,56 +3820,49 @@
               </w:rPr>
               <w:t>Chaudhary</w:t>
             </w:r>
-            <w:r>
-              <w:rPr>
-                <w:rFonts w:ascii="Times New Roman" w:hAnsi="Times New Roman" w:cs="Times New Roman"/>
-                <w:b/>
-                <w:bCs/>
-                <w:sz w:val="20"/>
-              </w:rPr>
-              <w:t xml:space="preserve"> (3.97 GPA) </w:t>
-            </w:r>
-            <w:r>
-              <w:rPr>
-                <w:rFonts w:ascii="Times New Roman" w:hAnsi="Times New Roman" w:cs="Times New Roman"/>
-                <w:b/>
-                <w:bCs/>
-                <w:sz w:val="20"/>
-              </w:rPr>
-              <w:t>(</w:t>
-            </w:r>
-            <w:r>
-              <w:rPr>
-                <w:rFonts w:ascii="Times New Roman" w:hAnsi="Times New Roman" w:cs="Times New Roman"/>
-                <w:b/>
-                <w:bCs/>
-                <w:sz w:val="20"/>
-              </w:rPr>
-              <w:t>95.8</w:t>
-            </w:r>
-            <w:r>
-              <w:rPr>
-                <w:rFonts w:ascii="Times New Roman" w:hAnsi="Times New Roman" w:cs="Times New Roman"/>
-                <w:b/>
-                <w:bCs/>
-                <w:sz w:val="20"/>
-              </w:rPr>
-              <w:t>5%</w:t>
-            </w:r>
-            <w:r>
-              <w:rPr>
-                <w:rFonts w:ascii="Times New Roman" w:hAnsi="Times New Roman" w:cs="Times New Roman"/>
-                <w:b/>
-                <w:bCs/>
-                <w:sz w:val="20"/>
-              </w:rPr>
-              <w:t>)</w:t>
-            </w:r>
-          </w:p>
-        </w:tc>
-        <w:tc>
-          <w:tcPr>
-            <w:tcW w:w="1968" w:type="dxa"/>
+          </w:p>
+          <w:p>
+            <w:pPr>
+              <w:rPr>
+                <w:rFonts w:ascii="Times New Roman" w:hAnsi="Times New Roman" w:cs="Times New Roman"/>
+                <w:b/>
+                <w:bCs/>
+                <w:sz w:val="20"/>
+              </w:rPr>
+            </w:pPr>
+            <w:r>
+              <w:rPr>
+                <w:rFonts w:ascii="Times New Roman" w:hAnsi="Times New Roman" w:cs="Times New Roman"/>
+                <w:b/>
+                <w:bCs/>
+                <w:sz w:val="20"/>
+              </w:rPr>
+              <w:t>Nisma Chaudhary</w:t>
+            </w:r>
+          </w:p>
+          <w:p>
+            <w:pPr>
+              <w:rPr>
+                <w:rFonts w:ascii="Times New Roman" w:hAnsi="Times New Roman" w:cs="Times New Roman"/>
+                <w:b/>
+                <w:bCs/>
+                <w:sz w:val="20"/>
+              </w:rPr>
+            </w:pPr>
+            <w:r>
+              <w:rPr>
+                <w:rFonts w:ascii="Times New Roman" w:hAnsi="Times New Roman" w:cs="Times New Roman"/>
+                <w:b/>
+                <w:bCs/>
+                <w:sz w:val="20"/>
+              </w:rPr>
+              <w:t>(3.97 GPA)</w:t>
+            </w:r>
+          </w:p>
+        </w:tc>
+        <w:tc>
+          <w:tcPr>
+            <w:tcW w:w="1955" w:type="dxa"/>
             <w:tcBorders>
               <w:bottom w:val="single" w:sz="4" w:space="0" w:color="auto"/>
             </w:tcBorders>
@@ -4353,59 +3884,32 @@
                 <w:bCs/>
                 <w:sz w:val="20"/>
               </w:rPr>
-              <w:t>Nisma Chaudhary</w:t>
-            </w:r>
-            <w:r>
-              <w:rPr>
-                <w:rFonts w:ascii="Times New Roman" w:hAnsi="Times New Roman" w:cs="Times New Roman"/>
-                <w:b/>
-                <w:bCs/>
-                <w:sz w:val="20"/>
-              </w:rPr>
-              <w:t xml:space="preserve"> (3.97 GPA)</w:t>
-            </w:r>
-          </w:p>
-          <w:p>
-            <w:pPr>
-              <w:rPr>
-                <w:rFonts w:ascii="Times New Roman" w:hAnsi="Times New Roman" w:cs="Times New Roman"/>
-                <w:b/>
-                <w:bCs/>
-                <w:sz w:val="20"/>
-              </w:rPr>
-            </w:pPr>
-            <w:r>
-              <w:rPr>
-                <w:rFonts w:ascii="Times New Roman" w:hAnsi="Times New Roman" w:cs="Times New Roman"/>
-                <w:b/>
-                <w:bCs/>
-                <w:sz w:val="20"/>
-              </w:rPr>
-              <w:t>(</w:t>
-            </w:r>
-            <w:r>
-              <w:rPr>
-                <w:rFonts w:ascii="Times New Roman" w:hAnsi="Times New Roman" w:cs="Times New Roman"/>
-                <w:b/>
-                <w:bCs/>
-                <w:sz w:val="20"/>
-              </w:rPr>
-              <w:t>91.67%</w:t>
-            </w:r>
-            <w:r>
-              <w:rPr>
-                <w:rFonts w:ascii="Times New Roman" w:hAnsi="Times New Roman" w:cs="Times New Roman"/>
-                <w:b/>
-                <w:bCs/>
-                <w:sz w:val="20"/>
-              </w:rPr>
-              <w:t>)</w:t>
-            </w:r>
-          </w:p>
-        </w:tc>
-        <w:tc>
-          <w:tcPr>
-            <w:tcW w:w="2163" w:type="dxa"/>
+              <w:t>Aarji Giri</w:t>
+            </w:r>
+          </w:p>
+          <w:p>
+            <w:pPr>
+              <w:rPr>
+                <w:rFonts w:ascii="Times New Roman" w:hAnsi="Times New Roman" w:cs="Times New Roman"/>
+                <w:b/>
+                <w:bCs/>
+                <w:sz w:val="20"/>
+              </w:rPr>
+            </w:pPr>
+            <w:r>
+              <w:rPr>
+                <w:rFonts w:ascii="Times New Roman" w:hAnsi="Times New Roman" w:cs="Times New Roman"/>
+                <w:b/>
+                <w:bCs/>
+                <w:sz w:val="20"/>
+              </w:rPr>
+              <w:t>(3.94 GPA)</w:t>
+            </w:r>
+          </w:p>
+        </w:tc>
+        <w:tc>
+          <w:tcPr>
+            <w:tcW w:w="2154" w:type="dxa"/>
             <w:tcBorders>
               <w:bottom w:val="single" w:sz="4" w:space="0" w:color="auto"/>
             </w:tcBorders>
@@ -4420,62 +3924,52 @@
                 <w:sz w:val="20"/>
               </w:rPr>
             </w:pPr>
-            <w:proofErr w:type="spellStart"/>
-            <w:r>
-              <w:rPr>
-                <w:rFonts w:ascii="Times New Roman" w:hAnsi="Times New Roman" w:cs="Times New Roman"/>
-                <w:b/>
-                <w:bCs/>
-                <w:sz w:val="20"/>
-              </w:rPr>
-              <w:t>Aarji</w:t>
-            </w:r>
-            <w:proofErr w:type="spellEnd"/>
-            <w:r>
-              <w:rPr>
-                <w:rFonts w:ascii="Times New Roman" w:hAnsi="Times New Roman" w:cs="Times New Roman"/>
-                <w:b/>
-                <w:bCs/>
-                <w:sz w:val="20"/>
-              </w:rPr>
-              <w:t xml:space="preserve"> Giri</w:t>
-            </w:r>
-          </w:p>
-          <w:p>
-            <w:pPr>
-              <w:rPr>
-                <w:rFonts w:ascii="Times New Roman" w:hAnsi="Times New Roman" w:cs="Times New Roman"/>
-                <w:b/>
-                <w:bCs/>
-                <w:sz w:val="20"/>
-              </w:rPr>
-            </w:pPr>
-            <w:r>
-              <w:rPr>
-                <w:rFonts w:ascii="Times New Roman" w:hAnsi="Times New Roman" w:cs="Times New Roman"/>
-                <w:b/>
-                <w:bCs/>
-                <w:sz w:val="20"/>
-              </w:rPr>
-              <w:t>(</w:t>
-            </w:r>
-            <w:r>
-              <w:rPr>
-                <w:rFonts w:ascii="Times New Roman" w:hAnsi="Times New Roman" w:cs="Times New Roman"/>
-                <w:b/>
-                <w:bCs/>
-                <w:sz w:val="20"/>
-              </w:rPr>
-              <w:t>3.94 GPA</w:t>
-            </w:r>
-            <w:r>
-              <w:rPr>
-                <w:rFonts w:ascii="Times New Roman" w:hAnsi="Times New Roman" w:cs="Times New Roman"/>
-                <w:b/>
-                <w:bCs/>
-                <w:sz w:val="20"/>
-              </w:rPr>
-              <w:t>)</w:t>
+            <w:r>
+              <w:rPr>
+                <w:rFonts w:ascii="Times New Roman" w:hAnsi="Times New Roman" w:cs="Times New Roman"/>
+                <w:b/>
+                <w:bCs/>
+                <w:sz w:val="20"/>
+              </w:rPr>
+              <w:t>Sugam Ghimire</w:t>
+            </w:r>
+          </w:p>
+          <w:p>
+            <w:pPr>
+              <w:rPr>
+                <w:rFonts w:ascii="Times New Roman" w:hAnsi="Times New Roman" w:cs="Times New Roman"/>
+                <w:b/>
+                <w:bCs/>
+                <w:sz w:val="20"/>
+              </w:rPr>
+            </w:pPr>
+            <w:r>
+              <w:rPr>
+                <w:rFonts w:ascii="Times New Roman" w:hAnsi="Times New Roman" w:cs="Times New Roman"/>
+                <w:b/>
+                <w:bCs/>
+                <w:sz w:val="20"/>
+              </w:rPr>
+              <w:t>Subodh Aryal</w:t>
+            </w:r>
+          </w:p>
+          <w:p>
+            <w:pPr>
+              <w:rPr>
+                <w:rFonts w:ascii="Times New Roman" w:hAnsi="Times New Roman" w:cs="Times New Roman"/>
+                <w:b/>
+                <w:bCs/>
+                <w:sz w:val="20"/>
+              </w:rPr>
+            </w:pPr>
+            <w:r>
+              <w:rPr>
+                <w:rFonts w:ascii="Times New Roman" w:hAnsi="Times New Roman" w:cs="Times New Roman"/>
+                <w:b/>
+                <w:bCs/>
+                <w:sz w:val="20"/>
+              </w:rPr>
+              <w:t>(GPA 3.88)</w:t>
             </w:r>
           </w:p>
         </w:tc>
@@ -4486,7 +3980,7 @@
         </w:trPr>
         <w:tc>
           <w:tcPr>
-            <w:tcW w:w="1224" w:type="dxa"/>
+            <w:tcW w:w="1216" w:type="dxa"/>
             <w:tcBorders>
               <w:right w:val="single" w:sz="4" w:space="0" w:color="auto"/>
             </w:tcBorders>
@@ -4515,7 +4009,7 @@
         </w:tc>
         <w:tc>
           <w:tcPr>
-            <w:tcW w:w="1729" w:type="dxa"/>
+            <w:tcW w:w="1719" w:type="dxa"/>
             <w:tcBorders>
               <w:top w:val="single" w:sz="4" w:space="0" w:color="auto"/>
               <w:left w:val="single" w:sz="4" w:space="0" w:color="auto"/>
@@ -4546,7 +4040,7 @@
         </w:tc>
         <w:tc>
           <w:tcPr>
-            <w:tcW w:w="1971" w:type="dxa"/>
+            <w:tcW w:w="2039" w:type="dxa"/>
             <w:tcBorders>
               <w:top w:val="single" w:sz="4" w:space="0" w:color="auto"/>
               <w:left w:val="single" w:sz="4" w:space="0" w:color="auto"/>
@@ -4577,7 +4071,7 @@
         </w:tc>
         <w:tc>
           <w:tcPr>
-            <w:tcW w:w="2351" w:type="dxa"/>
+            <w:tcW w:w="2341" w:type="dxa"/>
             <w:tcBorders>
               <w:top w:val="single" w:sz="4" w:space="0" w:color="auto"/>
               <w:left w:val="single" w:sz="4" w:space="0" w:color="auto"/>
@@ -4608,7 +4102,7 @@
         </w:tc>
         <w:tc>
           <w:tcPr>
-            <w:tcW w:w="2043" w:type="dxa"/>
+            <w:tcW w:w="2035" w:type="dxa"/>
             <w:tcBorders>
               <w:top w:val="single" w:sz="4" w:space="0" w:color="auto"/>
               <w:left w:val="single" w:sz="4" w:space="0" w:color="auto"/>
@@ -4638,7 +4132,7 @@
         </w:tc>
         <w:tc>
           <w:tcPr>
-            <w:tcW w:w="1939" w:type="dxa"/>
+            <w:tcW w:w="1929" w:type="dxa"/>
             <w:tcBorders>
               <w:top w:val="single" w:sz="4" w:space="0" w:color="auto"/>
               <w:bottom w:val="single" w:sz="4" w:space="0" w:color="auto"/>
@@ -4658,49 +4152,20 @@
                 <w:sz w:val="20"/>
               </w:rPr>
             </w:pPr>
-            <w:proofErr w:type="spellStart"/>
-            <w:r>
-              <w:rPr>
-                <w:rFonts w:ascii="Times New Roman" w:hAnsi="Times New Roman" w:cs="Times New Roman"/>
-                <w:b/>
-                <w:bCs/>
-                <w:sz w:val="20"/>
-              </w:rPr>
-              <w:t>Rihansha</w:t>
-            </w:r>
-            <w:proofErr w:type="spellEnd"/>
-            <w:r>
-              <w:rPr>
-                <w:rFonts w:ascii="Times New Roman" w:hAnsi="Times New Roman" w:cs="Times New Roman"/>
-                <w:b/>
-                <w:bCs/>
-                <w:sz w:val="20"/>
-              </w:rPr>
-              <w:t xml:space="preserve"> Mahato (3.94</w:t>
-            </w:r>
-            <w:r>
-              <w:rPr>
-                <w:rFonts w:ascii="Times New Roman" w:hAnsi="Times New Roman" w:cs="Times New Roman"/>
-                <w:b/>
-                <w:bCs/>
-                <w:sz w:val="20"/>
-              </w:rPr>
-              <w:t xml:space="preserve"> GPA</w:t>
-            </w:r>
-            <w:r>
-              <w:rPr>
-                <w:rFonts w:ascii="Times New Roman" w:hAnsi="Times New Roman" w:cs="Times New Roman"/>
-                <w:b/>
-                <w:bCs/>
-                <w:sz w:val="20"/>
-              </w:rPr>
-              <w:t>)</w:t>
-            </w:r>
-          </w:p>
-        </w:tc>
-        <w:tc>
-          <w:tcPr>
-            <w:tcW w:w="1968" w:type="dxa"/>
+            <w:r>
+              <w:rPr>
+                <w:rFonts w:ascii="Times New Roman" w:hAnsi="Times New Roman" w:cs="Times New Roman"/>
+                <w:b/>
+                <w:bCs/>
+                <w:sz w:val="20"/>
+              </w:rPr>
+              <w:t>Rihansha Mahato (3.94 GPA)</w:t>
+            </w:r>
+          </w:p>
+        </w:tc>
+        <w:tc>
+          <w:tcPr>
+            <w:tcW w:w="1955" w:type="dxa"/>
             <w:tcBorders>
               <w:top w:val="single" w:sz="4" w:space="0" w:color="auto"/>
               <w:bottom w:val="single" w:sz="4" w:space="0" w:color="auto"/>
@@ -4742,31 +4207,13 @@
                 <w:bCs/>
                 <w:sz w:val="20"/>
               </w:rPr>
-              <w:t>(3.81</w:t>
-            </w:r>
-            <w:r>
-              <w:rPr>
-                <w:rFonts w:ascii="Times New Roman" w:hAnsi="Times New Roman" w:cs="Times New Roman"/>
-                <w:b/>
-                <w:bCs/>
-                <w:sz w:val="20"/>
-              </w:rPr>
-              <w:t xml:space="preserve"> GPA</w:t>
-            </w:r>
-            <w:r>
-              <w:rPr>
-                <w:rFonts w:ascii="Times New Roman" w:hAnsi="Times New Roman" w:cs="Times New Roman"/>
-                <w:b/>
-                <w:bCs/>
-                <w:sz w:val="20"/>
-              </w:rPr>
-              <w:t>)</w:t>
-            </w:r>
-          </w:p>
-        </w:tc>
-        <w:tc>
-          <w:tcPr>
-            <w:tcW w:w="2163" w:type="dxa"/>
+              <w:t>(3.81 GPA)</w:t>
+            </w:r>
+          </w:p>
+        </w:tc>
+        <w:tc>
+          <w:tcPr>
+            <w:tcW w:w="2154" w:type="dxa"/>
             <w:tcBorders>
               <w:top w:val="single" w:sz="4" w:space="0" w:color="auto"/>
               <w:bottom w:val="single" w:sz="4" w:space="0" w:color="auto"/>
@@ -4801,62 +4248,33 @@
                 <w:sz w:val="20"/>
               </w:rPr>
             </w:pPr>
-            <w:proofErr w:type="spellStart"/>
-            <w:r>
-              <w:rPr>
-                <w:rFonts w:ascii="Times New Roman" w:hAnsi="Times New Roman" w:cs="Times New Roman"/>
-                <w:b/>
-                <w:bCs/>
-                <w:sz w:val="20"/>
-              </w:rPr>
-              <w:t>Ridam</w:t>
-            </w:r>
-            <w:proofErr w:type="spellEnd"/>
-            <w:r>
-              <w:rPr>
-                <w:rFonts w:ascii="Times New Roman" w:hAnsi="Times New Roman" w:cs="Times New Roman"/>
-                <w:b/>
-                <w:bCs/>
-                <w:sz w:val="20"/>
-              </w:rPr>
-              <w:t xml:space="preserve"> Chaudhary</w:t>
-            </w:r>
-          </w:p>
-          <w:p>
-            <w:pPr>
-              <w:rPr>
-                <w:rFonts w:ascii="Times New Roman" w:hAnsi="Times New Roman" w:cs="Times New Roman"/>
-                <w:b/>
-                <w:bCs/>
-                <w:sz w:val="20"/>
-              </w:rPr>
-            </w:pPr>
-            <w:r>
-              <w:rPr>
-                <w:rFonts w:ascii="Times New Roman" w:hAnsi="Times New Roman" w:cs="Times New Roman"/>
-                <w:b/>
-                <w:bCs/>
-                <w:sz w:val="20"/>
-              </w:rPr>
-              <w:t>(3.76</w:t>
-            </w:r>
-            <w:r>
-              <w:rPr>
-                <w:rFonts w:ascii="Times New Roman" w:hAnsi="Times New Roman" w:cs="Times New Roman"/>
-                <w:b/>
-                <w:bCs/>
-                <w:sz w:val="20"/>
-              </w:rPr>
-              <w:t xml:space="preserve"> GPA</w:t>
-            </w:r>
-            <w:r>
-              <w:rPr>
-                <w:rFonts w:ascii="Times New Roman" w:hAnsi="Times New Roman" w:cs="Times New Roman"/>
-                <w:b/>
-                <w:bCs/>
-                <w:sz w:val="20"/>
-              </w:rPr>
-              <w:t>)</w:t>
+            <w:r>
+              <w:rPr>
+                <w:rFonts w:ascii="Times New Roman" w:hAnsi="Times New Roman" w:cs="Times New Roman"/>
+                <w:b/>
+                <w:bCs/>
+                <w:sz w:val="20"/>
+              </w:rPr>
+              <w:t>Ridam Chaudhary</w:t>
+            </w:r>
+          </w:p>
+          <w:p>
+            <w:pPr>
+              <w:rPr>
+                <w:rFonts w:ascii="Times New Roman" w:hAnsi="Times New Roman" w:cs="Times New Roman"/>
+                <w:b/>
+                <w:bCs/>
+                <w:sz w:val="20"/>
+              </w:rPr>
+            </w:pPr>
+            <w:r>
+              <w:rPr>
+                <w:rFonts w:ascii="Times New Roman" w:hAnsi="Times New Roman" w:cs="Times New Roman"/>
+                <w:b/>
+                <w:bCs/>
+                <w:sz w:val="20"/>
+              </w:rPr>
+              <w:t>(3.76 GPA)</w:t>
             </w:r>
           </w:p>
         </w:tc>
@@ -4867,7 +4285,7 @@
         </w:trPr>
         <w:tc>
           <w:tcPr>
-            <w:tcW w:w="1224" w:type="dxa"/>
+            <w:tcW w:w="1216" w:type="dxa"/>
             <w:tcBorders>
               <w:right w:val="single" w:sz="4" w:space="0" w:color="auto"/>
             </w:tcBorders>
@@ -4896,7 +4314,7 @@
         </w:tc>
         <w:tc>
           <w:tcPr>
-            <w:tcW w:w="1729" w:type="dxa"/>
+            <w:tcW w:w="1719" w:type="dxa"/>
             <w:tcBorders>
               <w:top w:val="single" w:sz="4" w:space="0" w:color="auto"/>
               <w:left w:val="single" w:sz="4" w:space="0" w:color="auto"/>
@@ -4927,7 +4345,7 @@
         </w:tc>
         <w:tc>
           <w:tcPr>
-            <w:tcW w:w="1971" w:type="dxa"/>
+            <w:tcW w:w="2039" w:type="dxa"/>
             <w:tcBorders>
               <w:top w:val="single" w:sz="4" w:space="0" w:color="auto"/>
               <w:left w:val="single" w:sz="4" w:space="0" w:color="auto"/>
@@ -4958,7 +4376,7 @@
         </w:tc>
         <w:tc>
           <w:tcPr>
-            <w:tcW w:w="2351" w:type="dxa"/>
+            <w:tcW w:w="2341" w:type="dxa"/>
             <w:tcBorders>
               <w:top w:val="single" w:sz="4" w:space="0" w:color="auto"/>
               <w:left w:val="single" w:sz="4" w:space="0" w:color="auto"/>
@@ -4976,40 +4394,20 @@
                 <w:sz w:val="20"/>
               </w:rPr>
             </w:pPr>
-            <w:proofErr w:type="spellStart"/>
-            <w:r>
-              <w:rPr>
-                <w:rFonts w:ascii="Times New Roman" w:hAnsi="Times New Roman" w:cs="Times New Roman"/>
-                <w:b/>
-                <w:bCs/>
-                <w:sz w:val="20"/>
-              </w:rPr>
-              <w:t>Swaiksha</w:t>
-            </w:r>
-            <w:proofErr w:type="spellEnd"/>
-            <w:r>
-              <w:rPr>
-                <w:rFonts w:ascii="Times New Roman" w:hAnsi="Times New Roman" w:cs="Times New Roman"/>
-                <w:b/>
-                <w:bCs/>
-                <w:sz w:val="20"/>
-              </w:rPr>
-              <w:t xml:space="preserve"> </w:t>
-            </w:r>
-            <w:r>
-              <w:rPr>
-                <w:rFonts w:ascii="Times New Roman" w:hAnsi="Times New Roman" w:cs="Times New Roman"/>
-                <w:b/>
-                <w:bCs/>
-                <w:sz w:val="20"/>
-              </w:rPr>
-              <w:t>Pathak</w:t>
-            </w:r>
-          </w:p>
-        </w:tc>
-        <w:tc>
-          <w:tcPr>
-            <w:tcW w:w="2043" w:type="dxa"/>
+            <w:r>
+              <w:rPr>
+                <w:rFonts w:ascii="Times New Roman" w:hAnsi="Times New Roman" w:cs="Times New Roman"/>
+                <w:b/>
+                <w:bCs/>
+                <w:sz w:val="20"/>
+              </w:rPr>
+              <w:t>Prasansha Rijal</w:t>
+            </w:r>
+          </w:p>
+        </w:tc>
+        <w:tc>
+          <w:tcPr>
+            <w:tcW w:w="2035" w:type="dxa"/>
             <w:tcBorders>
               <w:top w:val="single" w:sz="4" w:space="0" w:color="auto"/>
               <w:left w:val="single" w:sz="4" w:space="0" w:color="auto"/>
@@ -5038,7 +4436,7 @@
         </w:tc>
         <w:tc>
           <w:tcPr>
-            <w:tcW w:w="1939" w:type="dxa"/>
+            <w:tcW w:w="1929" w:type="dxa"/>
             <w:tcBorders>
               <w:top w:val="single" w:sz="4" w:space="0" w:color="auto"/>
             </w:tcBorders>
@@ -5072,25 +4470,14 @@
                 <w:sz w:val="20"/>
               </w:rPr>
             </w:pPr>
-            <w:proofErr w:type="spellStart"/>
-            <w:r>
-              <w:rPr>
-                <w:rFonts w:ascii="Times New Roman" w:hAnsi="Times New Roman" w:cs="Times New Roman"/>
-                <w:b/>
-                <w:bCs/>
-                <w:sz w:val="20"/>
-              </w:rPr>
-              <w:t>Prashamsha</w:t>
-            </w:r>
-            <w:proofErr w:type="spellEnd"/>
-            <w:r>
-              <w:rPr>
-                <w:rFonts w:ascii="Times New Roman" w:hAnsi="Times New Roman" w:cs="Times New Roman"/>
-                <w:b/>
-                <w:bCs/>
-                <w:sz w:val="20"/>
-              </w:rPr>
-              <w:t xml:space="preserve"> Pandey</w:t>
+            <w:r>
+              <w:rPr>
+                <w:rFonts w:ascii="Times New Roman" w:hAnsi="Times New Roman" w:cs="Times New Roman"/>
+                <w:b/>
+                <w:bCs/>
+                <w:sz w:val="20"/>
+              </w:rPr>
+              <w:t>Prashamsha Pandey</w:t>
             </w:r>
             <w:r>
               <w:rPr>
@@ -5114,7 +4501,7 @@
         </w:tc>
         <w:tc>
           <w:tcPr>
-            <w:tcW w:w="1968" w:type="dxa"/>
+            <w:tcW w:w="1955" w:type="dxa"/>
             <w:tcBorders>
               <w:top w:val="single" w:sz="4" w:space="0" w:color="auto"/>
             </w:tcBorders>
@@ -5161,7 +4548,7 @@
         </w:tc>
         <w:tc>
           <w:tcPr>
-            <w:tcW w:w="2163" w:type="dxa"/>
+            <w:tcW w:w="2154" w:type="dxa"/>
             <w:tcBorders>
               <w:top w:val="single" w:sz="4" w:space="0" w:color="auto"/>
             </w:tcBorders>
@@ -5176,25 +4563,14 @@
                 <w:sz w:val="20"/>
               </w:rPr>
             </w:pPr>
-            <w:proofErr w:type="spellStart"/>
-            <w:r>
-              <w:rPr>
-                <w:rFonts w:ascii="Times New Roman" w:hAnsi="Times New Roman" w:cs="Times New Roman"/>
-                <w:b/>
-                <w:bCs/>
-                <w:sz w:val="20"/>
-              </w:rPr>
-              <w:t>Swaiksha</w:t>
-            </w:r>
-            <w:proofErr w:type="spellEnd"/>
-            <w:r>
-              <w:rPr>
-                <w:rFonts w:ascii="Times New Roman" w:hAnsi="Times New Roman" w:cs="Times New Roman"/>
-                <w:b/>
-                <w:bCs/>
-                <w:sz w:val="20"/>
-              </w:rPr>
-              <w:t xml:space="preserve"> Pathak (3.75 GPA)</w:t>
+            <w:r>
+              <w:rPr>
+                <w:rFonts w:ascii="Times New Roman" w:hAnsi="Times New Roman" w:cs="Times New Roman"/>
+                <w:b/>
+                <w:bCs/>
+                <w:sz w:val="20"/>
+              </w:rPr>
+              <w:t>Swaiksha Pathak (3.75 GPA)</w:t>
             </w:r>
           </w:p>
         </w:tc>
@@ -5417,7 +4793,6 @@
           <w:b/>
           <w:sz w:val="32"/>
         </w:rPr>
-        <w:lastRenderedPageBreak/>
         <w:t>BEST STUDENTS UPTO ANNUAL EXAM-20</w:t>
       </w:r>
       <w:r>
